--- a/Fase 2/Evidencias Grupales/2.4_GuiaEstudiante_Fase2_DesarrolloProyecto_APT.docx
+++ b/Fase 2/Evidencias Grupales/2.4_GuiaEstudiante_Fase2_DesarrolloProyecto_APT.docx
@@ -1,6 +1,6 @@
 
 <file path=word/document.xml><?xml version="1.0" encoding="utf-8"?>
-<w:document xmlns:wpc="http://schemas.microsoft.com/office/word/2010/wordprocessingCanvas" xmlns:cx="http://schemas.microsoft.com/office/drawing/2014/chartex" xmlns:cx1="http://schemas.microsoft.com/office/drawing/2015/9/8/chartex" xmlns:cx2="http://schemas.microsoft.com/office/drawing/2015/10/21/chartex" xmlns:cx3="http://schemas.microsoft.com/office/drawing/2016/5/9/chartex" xmlns:cx4="http://schemas.microsoft.com/office/drawing/2016/5/10/chartex" xmlns:cx5="http://schemas.microsoft.com/office/drawing/2016/5/11/chartex" xmlns:cx6="http://schemas.microsoft.com/office/drawing/2016/5/12/chartex" xmlns:cx7="http://schemas.microsoft.com/office/drawing/2016/5/13/chartex" xmlns:cx8="http://schemas.microsoft.com/office/drawing/2016/5/14/chartex" xmlns:mc="http://schemas.openxmlformats.org/markup-compatibility/2006" xmlns:aink="http://schemas.microsoft.com/office/drawing/2016/ink" xmlns:am3d="http://schemas.microsoft.com/office/drawing/2017/model3d" xmlns:o="urn:schemas-microsoft-com:office:office" xmlns:oel="http://schemas.microsoft.com/office/2019/extlst" xmlns:r="http://schemas.openxmlformats.org/officeDocument/2006/relationships" xmlns:m="http://schemas.openxmlformats.org/officeDocument/2006/math" xmlns:v="urn:schemas-microsoft-com:vml" xmlns:wp14="http://schemas.microsoft.com/office/word/2010/wordprocessingDrawing" xmlns:wp="http://schemas.openxmlformats.org/drawingml/2006/wordprocessingDrawing" xmlns:w10="urn:schemas-microsoft-com:office:word" xmlns:w="http://schemas.openxmlformats.org/wordprocessingml/2006/main" xmlns:w14="http://schemas.microsoft.com/office/word/2010/wordml" xmlns:w15="http://schemas.microsoft.com/office/word/2012/wordml" xmlns:w16cex="http://schemas.microsoft.com/office/word/2018/wordml/cex" xmlns:w16cid="http://schemas.microsoft.com/office/word/2016/wordml/cid" xmlns:w16="http://schemas.microsoft.com/office/word/2018/wordml" xmlns:w16sdtdh="http://schemas.microsoft.com/office/word/2020/wordml/sdtdatahash" xmlns:w16se="http://schemas.microsoft.com/office/word/2015/wordml/symex" xmlns:wpg="http://schemas.microsoft.com/office/word/2010/wordprocessingGroup" xmlns:wpi="http://schemas.microsoft.com/office/word/2010/wordprocessingInk" xmlns:wne="http://schemas.microsoft.com/office/word/2006/wordml" xmlns:wps="http://schemas.microsoft.com/office/word/2010/wordprocessingShape" mc:Ignorable="w14 w15 w16se w16cid w16 w16cex w16sdtdh wp14">
+<w:document xmlns:wpc="http://schemas.microsoft.com/office/word/2010/wordprocessingCanvas" xmlns:cx="http://schemas.microsoft.com/office/drawing/2014/chartex" xmlns:cx1="http://schemas.microsoft.com/office/drawing/2015/9/8/chartex" xmlns:cx2="http://schemas.microsoft.com/office/drawing/2015/10/21/chartex" xmlns:cx3="http://schemas.microsoft.com/office/drawing/2016/5/9/chartex" xmlns:cx4="http://schemas.microsoft.com/office/drawing/2016/5/10/chartex" xmlns:cx5="http://schemas.microsoft.com/office/drawing/2016/5/11/chartex" xmlns:cx6="http://schemas.microsoft.com/office/drawing/2016/5/12/chartex" xmlns:cx7="http://schemas.microsoft.com/office/drawing/2016/5/13/chartex" xmlns:cx8="http://schemas.microsoft.com/office/drawing/2016/5/14/chartex" xmlns:mc="http://schemas.openxmlformats.org/markup-compatibility/2006" xmlns:aink="http://schemas.microsoft.com/office/drawing/2016/ink" xmlns:am3d="http://schemas.microsoft.com/office/drawing/2017/model3d" xmlns:o="urn:schemas-microsoft-com:office:office" xmlns:oel="http://schemas.microsoft.com/office/2019/extlst" xmlns:r="http://schemas.openxmlformats.org/officeDocument/2006/relationships" xmlns:m="http://schemas.openxmlformats.org/officeDocument/2006/math" xmlns:v="urn:schemas-microsoft-com:vml" xmlns:wp14="http://schemas.microsoft.com/office/word/2010/wordprocessingDrawing" xmlns:wp="http://schemas.openxmlformats.org/drawingml/2006/wordprocessingDrawing" xmlns:w10="urn:schemas-microsoft-com:office:word" xmlns:w="http://schemas.openxmlformats.org/wordprocessingml/2006/main" xmlns:w14="http://schemas.microsoft.com/office/word/2010/wordml" xmlns:w15="http://schemas.microsoft.com/office/word/2012/wordml" xmlns:w16cex="http://schemas.microsoft.com/office/word/2018/wordml/cex" xmlns:w16cid="http://schemas.microsoft.com/office/word/2016/wordml/cid" xmlns:w16="http://schemas.microsoft.com/office/word/2018/wordml" xmlns:w16du="http://schemas.microsoft.com/office/word/2023/wordml/word16du" xmlns:w16sdtdh="http://schemas.microsoft.com/office/word/2020/wordml/sdtdatahash" xmlns:w16sdtfl="http://schemas.microsoft.com/office/word/2024/wordml/sdtformatlock" xmlns:w16se="http://schemas.microsoft.com/office/word/2015/wordml/symex" xmlns:wpg="http://schemas.microsoft.com/office/word/2010/wordprocessingGroup" xmlns:wpi="http://schemas.microsoft.com/office/word/2010/wordprocessingInk" xmlns:wne="http://schemas.microsoft.com/office/word/2006/wordml" xmlns:wps="http://schemas.microsoft.com/office/word/2010/wordprocessingShape" mc:Ignorable="w14 w15 w16se w16cid w16 w16cex w16sdtdh w16sdtfl w16du wp14">
   <w:body>
     <w:p/>
     <w:p>
@@ -583,13 +583,13 @@
         <w:tblLook w:val="04A0" w:firstRow="1" w:lastRow="0" w:firstColumn="1" w:lastColumn="0" w:noHBand="0" w:noVBand="1"/>
       </w:tblPr>
       <w:tblGrid>
-        <w:gridCol w:w="2528"/>
-        <w:gridCol w:w="7111"/>
+        <w:gridCol w:w="1361"/>
+        <w:gridCol w:w="8618"/>
       </w:tblGrid>
       <w:tr>
         <w:tc>
           <w:tcPr>
-            <w:tcW w:w="2528" w:type="dxa"/>
+            <w:tcW w:w="2433" w:type="dxa"/>
             <w:vAlign w:val="center"/>
           </w:tcPr>
           <w:p>
@@ -624,7 +624,7 @@
         </w:tc>
         <w:tc>
           <w:tcPr>
-            <w:tcW w:w="7111" w:type="dxa"/>
+            <w:tcW w:w="7206" w:type="dxa"/>
           </w:tcPr>
           <w:p>
             <w:pPr>
@@ -647,8 +647,67 @@
                 <w:szCs w:val="20"/>
                 <w:lang w:eastAsia="es-CL"/>
               </w:rPr>
-              <w:t>Durante esta etapa hemos desarrollado la estructura base del sistema, configurado la base de datos y comenzado con los módulos de gestión de vehículos y usuarios.</w:t>
-            </w:r>
+              <w:t>Durante esta etapa hemos desarrollado la estructura base del sistema, configurado la base de datos y comenzado con los módulos de gestión de vehículo</w:t>
+            </w:r>
+            <w:r>
+              <w:rPr>
+                <w:rFonts w:ascii="Calibri" w:hAnsi="Calibri" w:cs="Arial"/>
+                <w:i/>
+                <w:color w:val="548DD4"/>
+                <w:sz w:val="20"/>
+                <w:szCs w:val="20"/>
+                <w:lang w:eastAsia="es-CL"/>
+              </w:rPr>
+              <w:t xml:space="preserve">s, mantenciones </w:t>
+            </w:r>
+            <w:r>
+              <w:rPr>
+                <w:rFonts w:ascii="Calibri" w:hAnsi="Calibri" w:cs="Arial"/>
+                <w:i/>
+                <w:color w:val="548DD4"/>
+                <w:sz w:val="20"/>
+                <w:szCs w:val="20"/>
+                <w:lang w:eastAsia="es-CL"/>
+              </w:rPr>
+              <w:t>y usuarios.</w:t>
+            </w:r>
+          </w:p>
+          <w:p>
+            <w:pPr>
+              <w:jc w:val="both"/>
+              <w:rPr>
+                <w:rFonts w:ascii="Calibri" w:hAnsi="Calibri" w:cs="Arial"/>
+                <w:i/>
+                <w:color w:val="548DD4"/>
+                <w:sz w:val="20"/>
+                <w:szCs w:val="20"/>
+                <w:lang w:eastAsia="es-CL"/>
+              </w:rPr>
+            </w:pPr>
+            <w:r>
+              <w:rPr>
+                <w:rFonts w:ascii="Calibri" w:hAnsi="Calibri" w:cs="Arial"/>
+                <w:i/>
+                <w:color w:val="548DD4"/>
+                <w:sz w:val="20"/>
+                <w:szCs w:val="20"/>
+                <w:lang w:eastAsia="es-CL"/>
+              </w:rPr>
+              <w:t>Se habilito la autenticación mediante correo y contraseña, se implementó el listado y creación de vehículos junto a la creación de roles y permisos. Donde un usuario administrador puede crear vehículos y verlos, mientras que un usuario mecánico solo puede ver los vehículos.</w:t>
+            </w:r>
+          </w:p>
+          <w:p>
+            <w:pPr>
+              <w:jc w:val="both"/>
+              <w:rPr>
+                <w:rFonts w:ascii="Calibri" w:hAnsi="Calibri" w:cs="Arial"/>
+                <w:i/>
+                <w:color w:val="548DD4"/>
+                <w:sz w:val="20"/>
+                <w:szCs w:val="20"/>
+                <w:lang w:eastAsia="es-CL"/>
+              </w:rPr>
+            </w:pPr>
             <w:r>
               <w:rPr>
                 <w:rFonts w:ascii="Calibri" w:hAnsi="Calibri" w:cs="Arial"/>
@@ -753,7 +812,18 @@
                 <w:lang w:eastAsia="es-CL"/>
               </w:rPr>
               <w:br/>
-              <w:t>El avance se ha controlado semanalmente mediante Jira y GitHub, lo que nos ha permitido mantener una buena organización y seguimiento del trabajo del equipo.</w:t>
+              <w:t>El avance se ha controlado semanalmente mediante Jira y GitHub</w:t>
+            </w:r>
+            <w:r>
+              <w:rPr>
+                <w:rFonts w:ascii="Calibri" w:hAnsi="Calibri" w:cs="Arial"/>
+                <w:i/>
+                <w:color w:val="548DD4"/>
+                <w:sz w:val="20"/>
+                <w:szCs w:val="20"/>
+                <w:lang w:eastAsia="es-CL"/>
+              </w:rPr>
+              <w:t>.</w:t>
             </w:r>
           </w:p>
         </w:tc>
@@ -764,7 +834,7 @@
         </w:trPr>
         <w:tc>
           <w:tcPr>
-            <w:tcW w:w="2528" w:type="dxa"/>
+            <w:tcW w:w="2433" w:type="dxa"/>
             <w:vAlign w:val="center"/>
           </w:tcPr>
           <w:p>
@@ -785,7 +855,7 @@
         </w:tc>
         <w:tc>
           <w:tcPr>
-            <w:tcW w:w="7111" w:type="dxa"/>
+            <w:tcW w:w="7206" w:type="dxa"/>
             <w:vAlign w:val="center"/>
           </w:tcPr>
           <w:p>
@@ -846,18 +916,6 @@
                 <w:lang w:eastAsia="es-CL"/>
               </w:rPr>
               <w:t xml:space="preserve"> y la base de datos, y generar las primeras interfaces del módulo web.</w:t>
-            </w:r>
-            <w:r>
-              <w:rPr>
-                <w:rFonts w:ascii="Calibri" w:hAnsi="Calibri" w:cs="Arial"/>
-                <w:i/>
-                <w:color w:val="548DD4"/>
-                <w:sz w:val="20"/>
-                <w:szCs w:val="20"/>
-                <w:lang w:eastAsia="es-CL"/>
-              </w:rPr>
-              <w:br/>
-              <w:t>De manera paralela, nos hemos enfocado en mantener una planificación ordenada y medible a través del seguimiento en Jira.</w:t>
             </w:r>
           </w:p>
         </w:tc>
@@ -868,7 +926,7 @@
         </w:trPr>
         <w:tc>
           <w:tcPr>
-            <w:tcW w:w="2528" w:type="dxa"/>
+            <w:tcW w:w="2433" w:type="dxa"/>
             <w:vAlign w:val="center"/>
           </w:tcPr>
           <w:p>
@@ -889,7 +947,7 @@
         </w:tc>
         <w:tc>
           <w:tcPr>
-            <w:tcW w:w="7111" w:type="dxa"/>
+            <w:tcW w:w="7206" w:type="dxa"/>
             <w:vAlign w:val="center"/>
           </w:tcPr>
           <w:p>
@@ -924,7 +982,7 @@
         </w:trPr>
         <w:tc>
           <w:tcPr>
-            <w:tcW w:w="2528" w:type="dxa"/>
+            <w:tcW w:w="2433" w:type="dxa"/>
             <w:vAlign w:val="center"/>
           </w:tcPr>
           <w:p>
@@ -939,13 +997,14 @@
                 <w:rFonts w:ascii="Calibri" w:hAnsi="Calibri"/>
                 <w:color w:val="1F3864" w:themeColor="accent1" w:themeShade="80"/>
               </w:rPr>
+              <w:lastRenderedPageBreak/>
               <w:t>Evidencias de avance</w:t>
             </w:r>
           </w:p>
         </w:tc>
         <w:tc>
           <w:tcPr>
-            <w:tcW w:w="7111" w:type="dxa"/>
+            <w:tcW w:w="7206" w:type="dxa"/>
             <w:vAlign w:val="center"/>
           </w:tcPr>
           <w:p>
@@ -960,367 +1019,961 @@
                 <w:lang w:eastAsia="es-CL"/>
               </w:rPr>
             </w:pPr>
-            <w:r>
-              <w:rPr>
-                <w:rFonts w:ascii="Calibri" w:hAnsi="Calibri" w:cs="Arial"/>
-                <w:i/>
-                <w:color w:val="548DD4"/>
-                <w:sz w:val="20"/>
-                <w:szCs w:val="20"/>
-                <w:lang w:eastAsia="es-CL"/>
-              </w:rPr>
-              <w:t>Describe la</w:t>
-            </w:r>
-            <w:r>
-              <w:rPr>
-                <w:rFonts w:ascii="Calibri" w:hAnsi="Calibri" w:cs="Arial"/>
-                <w:i/>
-                <w:color w:val="548DD4"/>
-                <w:sz w:val="20"/>
-                <w:szCs w:val="20"/>
-                <w:lang w:eastAsia="es-CL"/>
-              </w:rPr>
-              <w:t>(</w:t>
-            </w:r>
-            <w:r>
-              <w:rPr>
-                <w:rFonts w:ascii="Calibri" w:hAnsi="Calibri" w:cs="Arial"/>
-                <w:i/>
-                <w:color w:val="548DD4"/>
-                <w:sz w:val="20"/>
-                <w:szCs w:val="20"/>
-                <w:lang w:eastAsia="es-CL"/>
-              </w:rPr>
-              <w:t>s</w:t>
-            </w:r>
-            <w:r>
-              <w:rPr>
-                <w:rFonts w:ascii="Calibri" w:hAnsi="Calibri" w:cs="Arial"/>
-                <w:i/>
-                <w:color w:val="548DD4"/>
-                <w:sz w:val="20"/>
-                <w:szCs w:val="20"/>
-                <w:lang w:eastAsia="es-CL"/>
-              </w:rPr>
-              <w:t>)</w:t>
-            </w:r>
-            <w:r>
-              <w:rPr>
-                <w:rFonts w:ascii="Calibri" w:hAnsi="Calibri" w:cs="Arial"/>
-                <w:i/>
-                <w:color w:val="548DD4"/>
-                <w:sz w:val="20"/>
-                <w:szCs w:val="20"/>
-                <w:lang w:eastAsia="es-CL"/>
-              </w:rPr>
-              <w:t xml:space="preserve"> evidencia</w:t>
-            </w:r>
-            <w:r>
-              <w:rPr>
-                <w:rFonts w:ascii="Calibri" w:hAnsi="Calibri" w:cs="Arial"/>
-                <w:i/>
-                <w:color w:val="548DD4"/>
-                <w:sz w:val="20"/>
-                <w:szCs w:val="20"/>
-                <w:lang w:eastAsia="es-CL"/>
-              </w:rPr>
-              <w:t>(</w:t>
-            </w:r>
-            <w:r>
-              <w:rPr>
-                <w:rFonts w:ascii="Calibri" w:hAnsi="Calibri" w:cs="Arial"/>
-                <w:i/>
-                <w:color w:val="548DD4"/>
-                <w:sz w:val="20"/>
-                <w:szCs w:val="20"/>
-                <w:lang w:eastAsia="es-CL"/>
-              </w:rPr>
-              <w:t>s</w:t>
-            </w:r>
-            <w:r>
-              <w:rPr>
-                <w:rFonts w:ascii="Calibri" w:hAnsi="Calibri" w:cs="Arial"/>
-                <w:i/>
-                <w:color w:val="548DD4"/>
-                <w:sz w:val="20"/>
-                <w:szCs w:val="20"/>
-                <w:lang w:eastAsia="es-CL"/>
-              </w:rPr>
-              <w:t>)</w:t>
-            </w:r>
-            <w:r>
-              <w:rPr>
-                <w:rFonts w:ascii="Calibri" w:hAnsi="Calibri" w:cs="Arial"/>
-                <w:i/>
-                <w:color w:val="548DD4"/>
-                <w:sz w:val="20"/>
-                <w:szCs w:val="20"/>
-                <w:lang w:eastAsia="es-CL"/>
-              </w:rPr>
-              <w:t xml:space="preserve"> que </w:t>
-            </w:r>
-            <w:r>
-              <w:rPr>
-                <w:rFonts w:ascii="Calibri" w:hAnsi="Calibri" w:cs="Arial"/>
-                <w:i/>
-                <w:color w:val="548DD4"/>
-                <w:sz w:val="20"/>
-                <w:szCs w:val="20"/>
-                <w:lang w:eastAsia="es-CL"/>
-              </w:rPr>
-              <w:t xml:space="preserve">presentarás en este informe de avance y justifica </w:t>
-            </w:r>
-            <w:r>
-              <w:rPr>
-                <w:rFonts w:ascii="Calibri" w:hAnsi="Calibri" w:cs="Arial"/>
-                <w:i/>
-                <w:color w:val="548DD4"/>
-                <w:sz w:val="20"/>
-                <w:szCs w:val="20"/>
-                <w:lang w:eastAsia="es-CL"/>
-              </w:rPr>
-              <w:t xml:space="preserve">de qué manera </w:t>
-            </w:r>
-            <w:r>
-              <w:rPr>
-                <w:rFonts w:ascii="Calibri" w:hAnsi="Calibri" w:cs="Arial"/>
-                <w:i/>
-                <w:color w:val="548DD4"/>
-                <w:sz w:val="20"/>
-                <w:szCs w:val="20"/>
-                <w:lang w:eastAsia="es-CL"/>
-              </w:rPr>
-              <w:t>esta</w:t>
-            </w:r>
-            <w:r>
-              <w:rPr>
-                <w:rFonts w:ascii="Calibri" w:hAnsi="Calibri" w:cs="Arial"/>
-                <w:i/>
-                <w:color w:val="548DD4"/>
-                <w:sz w:val="20"/>
-                <w:szCs w:val="20"/>
-                <w:lang w:eastAsia="es-CL"/>
-              </w:rPr>
-              <w:t>(</w:t>
-            </w:r>
-            <w:r>
-              <w:rPr>
-                <w:rFonts w:ascii="Calibri" w:hAnsi="Calibri" w:cs="Arial"/>
-                <w:i/>
-                <w:color w:val="548DD4"/>
-                <w:sz w:val="20"/>
-                <w:szCs w:val="20"/>
-                <w:lang w:eastAsia="es-CL"/>
-              </w:rPr>
-              <w:t>s</w:t>
-            </w:r>
-            <w:r>
-              <w:rPr>
-                <w:rFonts w:ascii="Calibri" w:hAnsi="Calibri" w:cs="Arial"/>
-                <w:i/>
-                <w:color w:val="548DD4"/>
-                <w:sz w:val="20"/>
-                <w:szCs w:val="20"/>
-                <w:lang w:eastAsia="es-CL"/>
-              </w:rPr>
-              <w:t>)</w:t>
-            </w:r>
-            <w:r>
-              <w:rPr>
-                <w:rFonts w:ascii="Calibri" w:hAnsi="Calibri" w:cs="Arial"/>
-                <w:i/>
-                <w:color w:val="548DD4"/>
-                <w:sz w:val="20"/>
-                <w:szCs w:val="20"/>
-                <w:lang w:eastAsia="es-CL"/>
-              </w:rPr>
-              <w:t xml:space="preserve"> evidencia</w:t>
-            </w:r>
-            <w:r>
-              <w:rPr>
-                <w:rFonts w:ascii="Calibri" w:hAnsi="Calibri" w:cs="Arial"/>
-                <w:i/>
-                <w:color w:val="548DD4"/>
-                <w:sz w:val="20"/>
-                <w:szCs w:val="20"/>
-                <w:lang w:eastAsia="es-CL"/>
-              </w:rPr>
-              <w:t>(</w:t>
-            </w:r>
-            <w:r>
-              <w:rPr>
-                <w:rFonts w:ascii="Calibri" w:hAnsi="Calibri" w:cs="Arial"/>
-                <w:i/>
-                <w:color w:val="548DD4"/>
-                <w:sz w:val="20"/>
-                <w:szCs w:val="20"/>
-                <w:lang w:eastAsia="es-CL"/>
-              </w:rPr>
-              <w:t>s</w:t>
-            </w:r>
-            <w:r>
-              <w:rPr>
-                <w:rFonts w:ascii="Calibri" w:hAnsi="Calibri" w:cs="Arial"/>
-                <w:i/>
-                <w:color w:val="548DD4"/>
-                <w:sz w:val="20"/>
-                <w:szCs w:val="20"/>
-                <w:lang w:eastAsia="es-CL"/>
-              </w:rPr>
-              <w:t>)</w:t>
-            </w:r>
-            <w:r>
-              <w:rPr>
-                <w:rFonts w:ascii="Calibri" w:hAnsi="Calibri" w:cs="Arial"/>
-                <w:i/>
-                <w:color w:val="548DD4"/>
-                <w:sz w:val="20"/>
-                <w:szCs w:val="20"/>
-                <w:lang w:eastAsia="es-CL"/>
+          </w:p>
+          <w:p>
+            <w:pPr>
+              <w:pStyle w:val="Prrafodelista"/>
+              <w:numPr>
+                <w:ilvl w:val="0"/>
+                <w:numId w:val="2"/>
+              </w:numPr>
+              <w:jc w:val="both"/>
+              <w:rPr>
+                <w:rFonts w:ascii="Calibri" w:hAnsi="Calibri" w:cs="Arial"/>
+                <w:b/>
+                <w:i/>
+                <w:color w:val="548DD4"/>
+                <w:sz w:val="20"/>
+                <w:szCs w:val="20"/>
+                <w:lang w:eastAsia="es-CL"/>
+              </w:rPr>
+            </w:pPr>
+            <w:proofErr w:type="spellStart"/>
+            <w:r>
+              <w:rPr>
+                <w:rFonts w:ascii="Calibri" w:hAnsi="Calibri" w:cs="Arial"/>
+                <w:b/>
+                <w:i/>
+                <w:color w:val="548DD4"/>
+                <w:sz w:val="20"/>
+                <w:szCs w:val="20"/>
+                <w:lang w:eastAsia="es-CL"/>
+              </w:rPr>
+              <w:t>Login</w:t>
+            </w:r>
+            <w:proofErr w:type="spellEnd"/>
+          </w:p>
+          <w:p>
+            <w:pPr>
+              <w:jc w:val="both"/>
+              <w:rPr>
+                <w:rFonts w:ascii="Calibri" w:hAnsi="Calibri" w:cs="Arial"/>
+                <w:b/>
+                <w:i/>
+                <w:color w:val="548DD4"/>
+                <w:sz w:val="20"/>
+                <w:szCs w:val="20"/>
+                <w:lang w:eastAsia="es-CL"/>
+              </w:rPr>
+            </w:pPr>
+            <w:r>
+              <w:rPr>
+                <w:rFonts w:ascii="Calibri" w:hAnsi="Calibri" w:cs="Arial"/>
+                <w:b/>
+                <w:i/>
+                <w:color w:val="548DD4"/>
+                <w:sz w:val="20"/>
+                <w:szCs w:val="20"/>
+                <w:lang w:eastAsia="es-CL"/>
+              </w:rPr>
+              <w:drawing>
+                <wp:inline distT="0" distB="0" distL="0" distR="0" wp14:anchorId="4B9E6148" wp14:editId="36653962">
+                  <wp:extent cx="4358640" cy="1979429"/>
+                  <wp:effectExtent l="0" t="0" r="3810" b="1905"/>
+                  <wp:docPr id="647007516" name="Imagen 1"/>
+                  <wp:cNvGraphicFramePr>
+                    <a:graphicFrameLocks xmlns:a="http://schemas.openxmlformats.org/drawingml/2006/main" noChangeAspect="1"/>
+                  </wp:cNvGraphicFramePr>
+                  <a:graphic xmlns:a="http://schemas.openxmlformats.org/drawingml/2006/main">
+                    <a:graphicData uri="http://schemas.openxmlformats.org/drawingml/2006/picture">
+                      <pic:pic xmlns:pic="http://schemas.openxmlformats.org/drawingml/2006/picture">
+                        <pic:nvPicPr>
+                          <pic:cNvPr id="647007516" name=""/>
+                          <pic:cNvPicPr/>
+                        </pic:nvPicPr>
+                        <pic:blipFill>
+                          <a:blip r:embed="rId10"/>
+                          <a:stretch>
+                            <a:fillRect/>
+                          </a:stretch>
+                        </pic:blipFill>
+                        <pic:spPr>
+                          <a:xfrm>
+                            <a:off x="0" y="0"/>
+                            <a:ext cx="4398157" cy="1997375"/>
+                          </a:xfrm>
+                          <a:prstGeom prst="rect">
+                            <a:avLst/>
+                          </a:prstGeom>
+                        </pic:spPr>
+                      </pic:pic>
+                    </a:graphicData>
+                  </a:graphic>
+                </wp:inline>
+              </w:drawing>
+            </w:r>
+          </w:p>
+          <w:p>
+            <w:pPr>
+              <w:pStyle w:val="Prrafodelista"/>
+              <w:numPr>
+                <w:ilvl w:val="0"/>
+                <w:numId w:val="2"/>
+              </w:numPr>
+              <w:jc w:val="both"/>
+              <w:rPr>
+                <w:rFonts w:ascii="Calibri" w:hAnsi="Calibri" w:cs="Arial"/>
+                <w:b/>
+                <w:i/>
+                <w:color w:val="548DD4"/>
+                <w:sz w:val="20"/>
+                <w:szCs w:val="20"/>
+                <w:lang w:eastAsia="es-CL"/>
+              </w:rPr>
+            </w:pPr>
+            <w:r>
+              <w:rPr>
+                <w:rFonts w:ascii="Calibri" w:hAnsi="Calibri" w:cs="Arial"/>
+                <w:b/>
+                <w:i/>
+                <w:color w:val="548DD4"/>
+                <w:sz w:val="20"/>
+                <w:szCs w:val="20"/>
+                <w:lang w:eastAsia="es-CL"/>
+              </w:rPr>
+              <w:t>Módulo Vehículos</w:t>
+            </w:r>
+          </w:p>
+          <w:p>
+            <w:pPr>
+              <w:jc w:val="both"/>
+              <w:rPr>
+                <w:rFonts w:ascii="Calibri" w:hAnsi="Calibri" w:cs="Arial"/>
+                <w:b/>
+                <w:i/>
+                <w:color w:val="548DD4"/>
+                <w:sz w:val="20"/>
+                <w:szCs w:val="20"/>
+                <w:lang w:eastAsia="es-CL"/>
+              </w:rPr>
+            </w:pPr>
+            <w:r>
+              <w:rPr>
+                <w:rFonts w:ascii="Calibri" w:hAnsi="Calibri" w:cs="Arial"/>
+                <w:b/>
+                <w:i/>
+                <w:noProof/>
+                <w:color w:val="548DD4"/>
+                <w:sz w:val="20"/>
+                <w:szCs w:val="20"/>
+                <w:lang w:eastAsia="es-CL"/>
+              </w:rPr>
+              <mc:AlternateContent>
+                <mc:Choice Requires="wps">
+                  <w:drawing>
+                    <wp:anchor distT="0" distB="0" distL="114300" distR="114300" simplePos="0" relativeHeight="251660288" behindDoc="0" locked="0" layoutInCell="1" allowOverlap="1" wp14:anchorId="4CC40A35" wp14:editId="2B6CDD3D">
+                      <wp:simplePos x="0" y="0"/>
+                      <wp:positionH relativeFrom="column">
+                        <wp:posOffset>4008755</wp:posOffset>
+                      </wp:positionH>
+                      <wp:positionV relativeFrom="paragraph">
+                        <wp:posOffset>1696720</wp:posOffset>
+                      </wp:positionV>
+                      <wp:extent cx="309245" cy="93345"/>
+                      <wp:effectExtent l="0" t="0" r="0" b="1905"/>
+                      <wp:wrapNone/>
+                      <wp:docPr id="2034222113" name="Rectángulo 3"/>
+                      <wp:cNvGraphicFramePr/>
+                      <a:graphic xmlns:a="http://schemas.openxmlformats.org/drawingml/2006/main">
+                        <a:graphicData uri="http://schemas.microsoft.com/office/word/2010/wordprocessingShape">
+                          <wps:wsp>
+                            <wps:cNvSpPr/>
+                            <wps:spPr>
+                              <a:xfrm>
+                                <a:off x="0" y="0"/>
+                                <a:ext cx="309245" cy="93345"/>
+                              </a:xfrm>
+                              <a:prstGeom prst="rect">
+                                <a:avLst/>
+                              </a:prstGeom>
+                              <a:solidFill>
+                                <a:srgbClr val="D9D9D9"/>
+                              </a:solidFill>
+                              <a:ln>
+                                <a:noFill/>
+                              </a:ln>
+                            </wps:spPr>
+                            <wps:style>
+                              <a:lnRef idx="2">
+                                <a:schemeClr val="accent1">
+                                  <a:shade val="15000"/>
+                                </a:schemeClr>
+                              </a:lnRef>
+                              <a:fillRef idx="1">
+                                <a:schemeClr val="accent1"/>
+                              </a:fillRef>
+                              <a:effectRef idx="0">
+                                <a:schemeClr val="accent1"/>
+                              </a:effectRef>
+                              <a:fontRef idx="minor">
+                                <a:schemeClr val="lt1"/>
+                              </a:fontRef>
+                            </wps:style>
+                            <wps:bodyPr rot="0" spcFirstLastPara="0" vertOverflow="overflow" horzOverflow="overflow" vert="horz" wrap="square" lIns="91440" tIns="45720" rIns="91440" bIns="45720" numCol="1" spcCol="0" rtlCol="0" fromWordArt="0" anchor="ctr" anchorCtr="0" forceAA="0" compatLnSpc="1">
+                              <a:prstTxWarp prst="textNoShape">
+                                <a:avLst/>
+                              </a:prstTxWarp>
+                              <a:noAutofit/>
+                            </wps:bodyPr>
+                          </wps:wsp>
+                        </a:graphicData>
+                      </a:graphic>
+                      <wp14:sizeRelH relativeFrom="margin">
+                        <wp14:pctWidth>0</wp14:pctWidth>
+                      </wp14:sizeRelH>
+                      <wp14:sizeRelV relativeFrom="margin">
+                        <wp14:pctHeight>0</wp14:pctHeight>
+                      </wp14:sizeRelV>
+                    </wp:anchor>
+                  </w:drawing>
+                </mc:Choice>
+                <mc:Fallback>
+                  <w:pict>
+                    <v:rect w14:anchorId="7AF92B5F" id="Rectángulo 3" o:spid="_x0000_s1026" style="position:absolute;margin-left:315.65pt;margin-top:133.6pt;width:24.35pt;height:7.35pt;z-index:251660288;visibility:visible;mso-wrap-style:square;mso-width-percent:0;mso-height-percent:0;mso-wrap-distance-left:9pt;mso-wrap-distance-top:0;mso-wrap-distance-right:9pt;mso-wrap-distance-bottom:0;mso-position-horizontal:absolute;mso-position-horizontal-relative:text;mso-position-vertical:absolute;mso-position-vertical-relative:text;mso-width-percent:0;mso-height-percent:0;mso-width-relative:margin;mso-height-relative:margin;v-text-anchor:middle" o:gfxdata="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" fillcolor="#d9d9d9" stroked="f" strokeweight="1pt"/>
+                  </w:pict>
+                </mc:Fallback>
+              </mc:AlternateContent>
+            </w:r>
+            <w:r>
+              <w:rPr>
+                <w:rFonts w:ascii="Calibri" w:hAnsi="Calibri" w:cs="Arial"/>
+                <w:b/>
+                <w:i/>
+                <w:color w:val="548DD4"/>
+                <w:sz w:val="20"/>
+                <w:szCs w:val="20"/>
+                <w:lang w:eastAsia="es-CL"/>
+              </w:rPr>
+              <w:drawing>
+                <wp:inline distT="0" distB="0" distL="0" distR="0" wp14:anchorId="5193D8A3" wp14:editId="0A1854FF">
+                  <wp:extent cx="4434840" cy="2015078"/>
+                  <wp:effectExtent l="0" t="0" r="3810" b="4445"/>
+                  <wp:docPr id="757949305" name="Imagen 1"/>
+                  <wp:cNvGraphicFramePr>
+                    <a:graphicFrameLocks xmlns:a="http://schemas.openxmlformats.org/drawingml/2006/main" noChangeAspect="1"/>
+                  </wp:cNvGraphicFramePr>
+                  <a:graphic xmlns:a="http://schemas.openxmlformats.org/drawingml/2006/main">
+                    <a:graphicData uri="http://schemas.openxmlformats.org/drawingml/2006/picture">
+                      <pic:pic xmlns:pic="http://schemas.openxmlformats.org/drawingml/2006/picture">
+                        <pic:nvPicPr>
+                          <pic:cNvPr id="757949305" name=""/>
+                          <pic:cNvPicPr/>
+                        </pic:nvPicPr>
+                        <pic:blipFill>
+                          <a:blip r:embed="rId11"/>
+                          <a:stretch>
+                            <a:fillRect/>
+                          </a:stretch>
+                        </pic:blipFill>
+                        <pic:spPr>
+                          <a:xfrm>
+                            <a:off x="0" y="0"/>
+                            <a:ext cx="4448832" cy="2021436"/>
+                          </a:xfrm>
+                          <a:prstGeom prst="rect">
+                            <a:avLst/>
+                          </a:prstGeom>
+                        </pic:spPr>
+                      </pic:pic>
+                    </a:graphicData>
+                  </a:graphic>
+                </wp:inline>
+              </w:drawing>
+            </w:r>
+          </w:p>
+          <w:p>
+            <w:pPr>
+              <w:pStyle w:val="Prrafodelista"/>
+              <w:numPr>
+                <w:ilvl w:val="0"/>
+                <w:numId w:val="2"/>
+              </w:numPr>
+              <w:jc w:val="both"/>
+              <w:rPr>
+                <w:rFonts w:ascii="Calibri" w:hAnsi="Calibri" w:cs="Arial"/>
+                <w:b/>
+                <w:i/>
+                <w:color w:val="548DD4"/>
+                <w:sz w:val="20"/>
+                <w:szCs w:val="20"/>
+                <w:lang w:eastAsia="es-CL"/>
+              </w:rPr>
+            </w:pPr>
+            <w:r>
+              <w:rPr>
+                <w:rFonts w:ascii="Calibri" w:hAnsi="Calibri" w:cs="Arial"/>
+                <w:b/>
+                <w:i/>
+                <w:color w:val="548DD4"/>
+                <w:sz w:val="20"/>
+                <w:szCs w:val="20"/>
+                <w:lang w:eastAsia="es-CL"/>
+              </w:rPr>
+              <w:t>Detalle del Vehículo</w:t>
+            </w:r>
+          </w:p>
+          <w:p>
+            <w:pPr>
+              <w:jc w:val="both"/>
+              <w:rPr>
+                <w:rFonts w:ascii="Calibri" w:hAnsi="Calibri" w:cs="Arial"/>
+                <w:b/>
+                <w:i/>
+                <w:color w:val="548DD4"/>
+                <w:sz w:val="20"/>
+                <w:szCs w:val="20"/>
+                <w:lang w:eastAsia="es-CL"/>
+              </w:rPr>
+            </w:pPr>
+            <w:r>
+              <w:rPr>
+                <w:lang w:eastAsia="es-CL"/>
+              </w:rPr>
+              <w:drawing>
+                <wp:inline distT="0" distB="0" distL="0" distR="0" wp14:anchorId="00357661" wp14:editId="33446BBD">
+                  <wp:extent cx="4434840" cy="2012470"/>
+                  <wp:effectExtent l="0" t="0" r="3810" b="6985"/>
+                  <wp:docPr id="1079088764" name="Imagen 1"/>
+                  <wp:cNvGraphicFramePr>
+                    <a:graphicFrameLocks xmlns:a="http://schemas.openxmlformats.org/drawingml/2006/main" noChangeAspect="1"/>
+                  </wp:cNvGraphicFramePr>
+                  <a:graphic xmlns:a="http://schemas.openxmlformats.org/drawingml/2006/main">
+                    <a:graphicData uri="http://schemas.openxmlformats.org/drawingml/2006/picture">
+                      <pic:pic xmlns:pic="http://schemas.openxmlformats.org/drawingml/2006/picture">
+                        <pic:nvPicPr>
+                          <pic:cNvPr id="1079088764" name=""/>
+                          <pic:cNvPicPr/>
+                        </pic:nvPicPr>
+                        <pic:blipFill>
+                          <a:blip r:embed="rId12"/>
+                          <a:stretch>
+                            <a:fillRect/>
+                          </a:stretch>
+                        </pic:blipFill>
+                        <pic:spPr>
+                          <a:xfrm>
+                            <a:off x="0" y="0"/>
+                            <a:ext cx="4452986" cy="2020705"/>
+                          </a:xfrm>
+                          <a:prstGeom prst="rect">
+                            <a:avLst/>
+                          </a:prstGeom>
+                        </pic:spPr>
+                      </pic:pic>
+                    </a:graphicData>
+                  </a:graphic>
+                </wp:inline>
+              </w:drawing>
+            </w:r>
+          </w:p>
+        </w:tc>
+      </w:tr>
+      <w:tr>
+        <w:trPr>
+          <w:trHeight w:val="2377"/>
+        </w:trPr>
+        <w:tc>
+          <w:tcPr>
+            <w:tcW w:w="2433" w:type="dxa"/>
+            <w:vAlign w:val="center"/>
+          </w:tcPr>
+          <w:p>
+            <w:pPr>
+              <w:rPr>
+                <w:rFonts w:ascii="Calibri" w:hAnsi="Calibri"/>
+                <w:color w:val="1F3864" w:themeColor="accent1" w:themeShade="80"/>
+              </w:rPr>
+            </w:pPr>
+          </w:p>
+        </w:tc>
+        <w:tc>
+          <w:tcPr>
+            <w:tcW w:w="7206" w:type="dxa"/>
+            <w:vAlign w:val="center"/>
+          </w:tcPr>
+          <w:p>
+            <w:pPr>
+              <w:pStyle w:val="Prrafodelista"/>
+              <w:numPr>
+                <w:ilvl w:val="0"/>
+                <w:numId w:val="2"/>
+              </w:numPr>
+              <w:jc w:val="both"/>
+              <w:rPr>
+                <w:rFonts w:ascii="Calibri" w:hAnsi="Calibri" w:cs="Arial"/>
+                <w:b/>
+                <w:i/>
+                <w:color w:val="548DD4"/>
+                <w:sz w:val="20"/>
+                <w:szCs w:val="20"/>
+                <w:lang w:eastAsia="es-CL"/>
+              </w:rPr>
+            </w:pPr>
+            <w:r>
+              <w:rPr>
+                <w:rFonts w:ascii="Calibri" w:hAnsi="Calibri" w:cs="Arial"/>
+                <w:b/>
+                <w:i/>
+                <w:color w:val="548DD4"/>
+                <w:sz w:val="20"/>
+                <w:szCs w:val="20"/>
+                <w:lang w:eastAsia="es-CL"/>
+              </w:rPr>
+              <w:t>Buscador</w:t>
+            </w:r>
+          </w:p>
+          <w:p>
+            <w:pPr>
+              <w:jc w:val="both"/>
+              <w:rPr>
+                <w:noProof/>
+              </w:rPr>
+            </w:pPr>
+            <w:r>
+              <w:rPr>
+                <w:noProof/>
+              </w:rPr>
+              <w:drawing>
+                <wp:inline distT="0" distB="0" distL="0" distR="0" wp14:anchorId="66D733A9" wp14:editId="23C6E357">
+                  <wp:extent cx="2954039" cy="1852654"/>
+                  <wp:effectExtent l="0" t="0" r="0" b="0"/>
+                  <wp:docPr id="2121521945" name="Imagen 1"/>
+                  <wp:cNvGraphicFramePr>
+                    <a:graphicFrameLocks xmlns:a="http://schemas.openxmlformats.org/drawingml/2006/main" noChangeAspect="1"/>
+                  </wp:cNvGraphicFramePr>
+                  <a:graphic xmlns:a="http://schemas.openxmlformats.org/drawingml/2006/main">
+                    <a:graphicData uri="http://schemas.openxmlformats.org/drawingml/2006/picture">
+                      <pic:pic xmlns:pic="http://schemas.openxmlformats.org/drawingml/2006/picture">
+                        <pic:nvPicPr>
+                          <pic:cNvPr id="2121521945" name=""/>
+                          <pic:cNvPicPr/>
+                        </pic:nvPicPr>
+                        <pic:blipFill rotWithShape="1">
+                          <a:blip r:embed="rId13"/>
+                          <a:srcRect b="31209"/>
+                          <a:stretch>
+                            <a:fillRect/>
+                          </a:stretch>
+                        </pic:blipFill>
+                        <pic:spPr bwMode="auto">
+                          <a:xfrm>
+                            <a:off x="0" y="0"/>
+                            <a:ext cx="2971368" cy="1863522"/>
+                          </a:xfrm>
+                          <a:prstGeom prst="rect">
+                            <a:avLst/>
+                          </a:prstGeom>
+                          <a:ln>
+                            <a:noFill/>
+                          </a:ln>
+                          <a:extLst>
+                            <a:ext uri="{53640926-AAD7-44D8-BBD7-CCE9431645EC}">
+                              <a14:shadowObscured xmlns:a14="http://schemas.microsoft.com/office/drawing/2010/main"/>
+                            </a:ext>
+                          </a:extLst>
+                        </pic:spPr>
+                      </pic:pic>
+                    </a:graphicData>
+                  </a:graphic>
+                </wp:inline>
+              </w:drawing>
+            </w:r>
+            <w:r>
+              <w:rPr>
+                <w:rFonts w:ascii="Calibri" w:hAnsi="Calibri" w:cs="Arial"/>
+                <w:i/>
+                <w:color w:val="548DD4"/>
+                <w:sz w:val="20"/>
+                <w:szCs w:val="20"/>
+                <w:lang w:eastAsia="es-CL"/>
+              </w:rPr>
+              <w:drawing>
+                <wp:inline distT="0" distB="0" distL="0" distR="0" wp14:anchorId="7679C778" wp14:editId="61346594">
+                  <wp:extent cx="2997926" cy="2679590"/>
+                  <wp:effectExtent l="0" t="0" r="0" b="6985"/>
+                  <wp:docPr id="1183523142" name="Imagen 1"/>
+                  <wp:cNvGraphicFramePr>
+                    <a:graphicFrameLocks xmlns:a="http://schemas.openxmlformats.org/drawingml/2006/main" noChangeAspect="1"/>
+                  </wp:cNvGraphicFramePr>
+                  <a:graphic xmlns:a="http://schemas.openxmlformats.org/drawingml/2006/main">
+                    <a:graphicData uri="http://schemas.openxmlformats.org/drawingml/2006/picture">
+                      <pic:pic xmlns:pic="http://schemas.openxmlformats.org/drawingml/2006/picture">
+                        <pic:nvPicPr>
+                          <pic:cNvPr id="1183523142" name=""/>
+                          <pic:cNvPicPr/>
+                        </pic:nvPicPr>
+                        <pic:blipFill>
+                          <a:blip r:embed="rId14"/>
+                          <a:stretch>
+                            <a:fillRect/>
+                          </a:stretch>
+                        </pic:blipFill>
+                        <pic:spPr>
+                          <a:xfrm>
+                            <a:off x="0" y="0"/>
+                            <a:ext cx="3027771" cy="2706266"/>
+                          </a:xfrm>
+                          <a:prstGeom prst="rect">
+                            <a:avLst/>
+                          </a:prstGeom>
+                        </pic:spPr>
+                      </pic:pic>
+                    </a:graphicData>
+                  </a:graphic>
+                </wp:inline>
+              </w:drawing>
+            </w:r>
+            <w:r>
+              <w:rPr>
+                <w:noProof/>
               </w:rPr>
               <w:t xml:space="preserve"> </w:t>
             </w:r>
-            <w:r>
-              <w:rPr>
-                <w:rFonts w:ascii="Calibri" w:hAnsi="Calibri" w:cs="Arial"/>
-                <w:i/>
-                <w:color w:val="548DD4"/>
-                <w:sz w:val="20"/>
-                <w:szCs w:val="20"/>
-                <w:lang w:eastAsia="es-CL"/>
-              </w:rPr>
-              <w:t xml:space="preserve">permite(n) </w:t>
-            </w:r>
-            <w:r>
-              <w:rPr>
-                <w:rFonts w:ascii="Calibri" w:hAnsi="Calibri" w:cs="Arial"/>
-                <w:i/>
-                <w:color w:val="548DD4"/>
-                <w:sz w:val="20"/>
-                <w:szCs w:val="20"/>
-                <w:lang w:eastAsia="es-CL"/>
-              </w:rPr>
-              <w:t>da</w:t>
-            </w:r>
-            <w:r>
-              <w:rPr>
-                <w:rFonts w:ascii="Calibri" w:hAnsi="Calibri" w:cs="Arial"/>
-                <w:i/>
-                <w:color w:val="548DD4"/>
-                <w:sz w:val="20"/>
-                <w:szCs w:val="20"/>
-                <w:lang w:eastAsia="es-CL"/>
-              </w:rPr>
-              <w:t>r</w:t>
-            </w:r>
-            <w:r>
-              <w:rPr>
-                <w:rFonts w:ascii="Calibri" w:hAnsi="Calibri" w:cs="Arial"/>
-                <w:i/>
-                <w:color w:val="548DD4"/>
-                <w:sz w:val="20"/>
-                <w:szCs w:val="20"/>
-                <w:lang w:eastAsia="es-CL"/>
-              </w:rPr>
-              <w:t xml:space="preserve"> cuenta del </w:t>
-            </w:r>
-            <w:r>
-              <w:rPr>
-                <w:rFonts w:ascii="Calibri" w:hAnsi="Calibri" w:cs="Arial"/>
-                <w:i/>
-                <w:color w:val="548DD4"/>
-                <w:sz w:val="20"/>
-                <w:szCs w:val="20"/>
-                <w:lang w:eastAsia="es-CL"/>
-              </w:rPr>
-              <w:t>desarrollo</w:t>
-            </w:r>
-            <w:r>
-              <w:rPr>
-                <w:rFonts w:ascii="Calibri" w:hAnsi="Calibri" w:cs="Arial"/>
-                <w:i/>
-                <w:color w:val="548DD4"/>
-                <w:sz w:val="20"/>
-                <w:szCs w:val="20"/>
-                <w:lang w:eastAsia="es-CL"/>
-              </w:rPr>
-              <w:t xml:space="preserve"> </w:t>
-            </w:r>
-            <w:r>
-              <w:rPr>
-                <w:rFonts w:ascii="Calibri" w:hAnsi="Calibri" w:cs="Arial"/>
-                <w:i/>
-                <w:color w:val="548DD4"/>
-                <w:sz w:val="20"/>
-                <w:szCs w:val="20"/>
-                <w:lang w:eastAsia="es-CL"/>
-              </w:rPr>
-              <w:t>del proyecto.</w:t>
-            </w:r>
-          </w:p>
-          <w:p>
-            <w:pPr>
-              <w:jc w:val="both"/>
-              <w:rPr>
-                <w:rFonts w:ascii="Calibri" w:hAnsi="Calibri" w:cs="Arial"/>
-                <w:i/>
-                <w:color w:val="548DD4"/>
-                <w:sz w:val="20"/>
-                <w:szCs w:val="20"/>
-                <w:lang w:eastAsia="es-CL"/>
-              </w:rPr>
-            </w:pPr>
-            <w:r>
-              <w:rPr>
-                <w:rFonts w:ascii="Calibri" w:hAnsi="Calibri" w:cs="Arial"/>
-                <w:i/>
-                <w:color w:val="548DD4"/>
-                <w:sz w:val="20"/>
-                <w:szCs w:val="20"/>
-                <w:lang w:eastAsia="es-CL"/>
-              </w:rPr>
-              <w:t xml:space="preserve">En caso de ser pertinente </w:t>
-            </w:r>
-            <w:r>
-              <w:rPr>
-                <w:rFonts w:ascii="Calibri" w:hAnsi="Calibri" w:cs="Arial"/>
-                <w:i/>
-                <w:color w:val="548DD4"/>
-                <w:sz w:val="20"/>
-                <w:szCs w:val="20"/>
-                <w:lang w:eastAsia="es-CL"/>
-              </w:rPr>
-              <w:t>explica cómo resguardaste la calidad de tu Proyecto APT a partir de aspectos propios de tu disciplina (correcta aplicación de metodologías, actividades, herramientas, recursos propios, etc.).</w:t>
-            </w:r>
-          </w:p>
-          <w:p>
-            <w:pPr>
-              <w:jc w:val="both"/>
-              <w:rPr>
-                <w:rFonts w:ascii="Calibri" w:hAnsi="Calibri" w:cs="Arial"/>
-                <w:b/>
-                <w:i/>
-                <w:color w:val="548DD4"/>
-                <w:sz w:val="20"/>
-                <w:szCs w:val="20"/>
-                <w:lang w:eastAsia="es-CL"/>
-              </w:rPr>
-            </w:pPr>
-            <w:r>
-              <w:rPr>
-                <w:rFonts w:ascii="Calibri" w:hAnsi="Calibri" w:cs="Arial"/>
-                <w:i/>
-                <w:color w:val="548DD4"/>
-                <w:sz w:val="20"/>
-                <w:szCs w:val="20"/>
-                <w:lang w:eastAsia="es-CL"/>
-              </w:rPr>
-              <w:t>En este apartado adjuntar la(s) evidencia(s) seleccionada(s) para ser evaluada por el docente.</w:t>
+          </w:p>
+          <w:p>
+            <w:pPr>
+              <w:pStyle w:val="Prrafodelista"/>
+              <w:numPr>
+                <w:ilvl w:val="0"/>
+                <w:numId w:val="2"/>
+              </w:numPr>
+              <w:jc w:val="both"/>
+              <w:rPr>
+                <w:rFonts w:ascii="Calibri" w:hAnsi="Calibri" w:cs="Arial"/>
+                <w:i/>
+                <w:color w:val="548DD4"/>
+                <w:sz w:val="20"/>
+                <w:szCs w:val="20"/>
+                <w:lang w:eastAsia="es-CL"/>
+              </w:rPr>
+            </w:pPr>
+            <w:r>
+              <w:rPr>
+                <w:rFonts w:ascii="Calibri" w:hAnsi="Calibri" w:cs="Arial"/>
+                <w:i/>
+                <w:color w:val="548DD4"/>
+                <w:sz w:val="20"/>
+                <w:szCs w:val="20"/>
+                <w:lang w:eastAsia="es-CL"/>
+              </w:rPr>
+              <w:t>Registro de Vehículos</w:t>
+            </w:r>
+          </w:p>
+          <w:p>
+            <w:pPr>
+              <w:jc w:val="both"/>
+              <w:rPr>
+                <w:rFonts w:ascii="Calibri" w:hAnsi="Calibri" w:cs="Arial"/>
+                <w:i/>
+                <w:color w:val="548DD4"/>
+                <w:sz w:val="20"/>
+                <w:szCs w:val="20"/>
+                <w:lang w:eastAsia="es-CL"/>
+              </w:rPr>
+            </w:pPr>
+            <w:r>
+              <w:rPr>
+                <w:lang w:eastAsia="es-CL"/>
+              </w:rPr>
+              <w:drawing>
+                <wp:inline distT="0" distB="0" distL="0" distR="0" wp14:anchorId="6A60289E" wp14:editId="10D75D98">
+                  <wp:extent cx="5057030" cy="2255564"/>
+                  <wp:effectExtent l="0" t="0" r="0" b="0"/>
+                  <wp:docPr id="1347219771" name="Imagen 1"/>
+                  <wp:cNvGraphicFramePr>
+                    <a:graphicFrameLocks xmlns:a="http://schemas.openxmlformats.org/drawingml/2006/main" noChangeAspect="1"/>
+                  </wp:cNvGraphicFramePr>
+                  <a:graphic xmlns:a="http://schemas.openxmlformats.org/drawingml/2006/main">
+                    <a:graphicData uri="http://schemas.openxmlformats.org/drawingml/2006/picture">
+                      <pic:pic xmlns:pic="http://schemas.openxmlformats.org/drawingml/2006/picture">
+                        <pic:nvPicPr>
+                          <pic:cNvPr id="1347219771" name=""/>
+                          <pic:cNvPicPr/>
+                        </pic:nvPicPr>
+                        <pic:blipFill>
+                          <a:blip r:embed="rId15"/>
+                          <a:stretch>
+                            <a:fillRect/>
+                          </a:stretch>
+                        </pic:blipFill>
+                        <pic:spPr>
+                          <a:xfrm>
+                            <a:off x="0" y="0"/>
+                            <a:ext cx="5061963" cy="2257764"/>
+                          </a:xfrm>
+                          <a:prstGeom prst="rect">
+                            <a:avLst/>
+                          </a:prstGeom>
+                        </pic:spPr>
+                      </pic:pic>
+                    </a:graphicData>
+                  </a:graphic>
+                </wp:inline>
+              </w:drawing>
+            </w:r>
+          </w:p>
+          <w:p>
+            <w:pPr>
+              <w:pStyle w:val="Prrafodelista"/>
+              <w:jc w:val="both"/>
+              <w:rPr>
+                <w:rFonts w:ascii="Calibri" w:hAnsi="Calibri" w:cs="Arial"/>
+                <w:i/>
+                <w:color w:val="548DD4"/>
+                <w:sz w:val="20"/>
+                <w:szCs w:val="20"/>
+                <w:lang w:eastAsia="es-CL"/>
+              </w:rPr>
+            </w:pPr>
+          </w:p>
+          <w:p>
+            <w:pPr>
+              <w:pStyle w:val="Prrafodelista"/>
+              <w:jc w:val="both"/>
+              <w:rPr>
+                <w:rFonts w:ascii="Calibri" w:hAnsi="Calibri" w:cs="Arial"/>
+                <w:i/>
+                <w:color w:val="548DD4"/>
+                <w:sz w:val="20"/>
+                <w:szCs w:val="20"/>
+                <w:lang w:eastAsia="es-CL"/>
+              </w:rPr>
+            </w:pPr>
+          </w:p>
+          <w:p>
+            <w:pPr>
+              <w:pStyle w:val="Prrafodelista"/>
+              <w:jc w:val="both"/>
+              <w:rPr>
+                <w:rFonts w:ascii="Calibri" w:hAnsi="Calibri" w:cs="Arial"/>
+                <w:i/>
+                <w:color w:val="548DD4"/>
+                <w:sz w:val="20"/>
+                <w:szCs w:val="20"/>
+                <w:lang w:eastAsia="es-CL"/>
+              </w:rPr>
+            </w:pPr>
+          </w:p>
+          <w:p>
+            <w:pPr>
+              <w:pStyle w:val="Prrafodelista"/>
+              <w:jc w:val="both"/>
+              <w:rPr>
+                <w:rFonts w:ascii="Calibri" w:hAnsi="Calibri" w:cs="Arial"/>
+                <w:i/>
+                <w:color w:val="548DD4"/>
+                <w:sz w:val="20"/>
+                <w:szCs w:val="20"/>
+                <w:lang w:eastAsia="es-CL"/>
+              </w:rPr>
+            </w:pPr>
+          </w:p>
+          <w:p>
+            <w:pPr>
+              <w:pStyle w:val="Prrafodelista"/>
+              <w:jc w:val="both"/>
+              <w:rPr>
+                <w:rFonts w:ascii="Calibri" w:hAnsi="Calibri" w:cs="Arial"/>
+                <w:i/>
+                <w:color w:val="548DD4"/>
+                <w:sz w:val="20"/>
+                <w:szCs w:val="20"/>
+                <w:lang w:eastAsia="es-CL"/>
+              </w:rPr>
+            </w:pPr>
+          </w:p>
+          <w:p>
+            <w:pPr>
+              <w:pStyle w:val="Prrafodelista"/>
+              <w:numPr>
+                <w:ilvl w:val="0"/>
+                <w:numId w:val="2"/>
+              </w:numPr>
+              <w:jc w:val="both"/>
+              <w:rPr>
+                <w:rFonts w:ascii="Calibri" w:hAnsi="Calibri" w:cs="Arial"/>
+                <w:i/>
+                <w:color w:val="548DD4"/>
+                <w:sz w:val="20"/>
+                <w:szCs w:val="20"/>
+                <w:lang w:eastAsia="es-CL"/>
+              </w:rPr>
+            </w:pPr>
+            <w:r>
+              <w:rPr>
+                <w:rFonts w:ascii="Calibri" w:hAnsi="Calibri" w:cs="Arial"/>
+                <w:i/>
+                <w:color w:val="548DD4"/>
+                <w:sz w:val="20"/>
+                <w:szCs w:val="20"/>
+                <w:lang w:eastAsia="es-CL"/>
+              </w:rPr>
+              <w:lastRenderedPageBreak/>
+              <w:t>Módulo de Mantenciones</w:t>
+            </w:r>
+          </w:p>
+          <w:p>
+            <w:pPr>
+              <w:jc w:val="both"/>
+              <w:rPr>
+                <w:rFonts w:ascii="Calibri" w:hAnsi="Calibri" w:cs="Arial"/>
+                <w:i/>
+                <w:color w:val="548DD4"/>
+                <w:sz w:val="20"/>
+                <w:szCs w:val="20"/>
+                <w:lang w:eastAsia="es-CL"/>
+              </w:rPr>
+            </w:pPr>
+            <w:r>
+              <w:rPr>
+                <w:lang w:eastAsia="es-CL"/>
+              </w:rPr>
+              <w:drawing>
+                <wp:inline distT="0" distB="0" distL="0" distR="0" wp14:anchorId="5D54D0C0" wp14:editId="4F5573C3">
+                  <wp:extent cx="5335326" cy="1384650"/>
+                  <wp:effectExtent l="0" t="0" r="0" b="6350"/>
+                  <wp:docPr id="1902009625" name="Imagen 1"/>
+                  <wp:cNvGraphicFramePr>
+                    <a:graphicFrameLocks xmlns:a="http://schemas.openxmlformats.org/drawingml/2006/main" noChangeAspect="1"/>
+                  </wp:cNvGraphicFramePr>
+                  <a:graphic xmlns:a="http://schemas.openxmlformats.org/drawingml/2006/main">
+                    <a:graphicData uri="http://schemas.openxmlformats.org/drawingml/2006/picture">
+                      <pic:pic xmlns:pic="http://schemas.openxmlformats.org/drawingml/2006/picture">
+                        <pic:nvPicPr>
+                          <pic:cNvPr id="1902009625" name=""/>
+                          <pic:cNvPicPr/>
+                        </pic:nvPicPr>
+                        <pic:blipFill>
+                          <a:blip r:embed="rId16"/>
+                          <a:stretch>
+                            <a:fillRect/>
+                          </a:stretch>
+                        </pic:blipFill>
+                        <pic:spPr>
+                          <a:xfrm>
+                            <a:off x="0" y="0"/>
+                            <a:ext cx="5347259" cy="1387747"/>
+                          </a:xfrm>
+                          <a:prstGeom prst="rect">
+                            <a:avLst/>
+                          </a:prstGeom>
+                        </pic:spPr>
+                      </pic:pic>
+                    </a:graphicData>
+                  </a:graphic>
+                </wp:inline>
+              </w:drawing>
+            </w:r>
+          </w:p>
+          <w:p>
+            <w:pPr>
+              <w:pStyle w:val="Prrafodelista"/>
+              <w:numPr>
+                <w:ilvl w:val="0"/>
+                <w:numId w:val="2"/>
+              </w:numPr>
+              <w:jc w:val="both"/>
+              <w:rPr>
+                <w:rFonts w:ascii="Calibri" w:hAnsi="Calibri" w:cs="Arial"/>
+                <w:i/>
+                <w:color w:val="548DD4"/>
+                <w:sz w:val="20"/>
+                <w:szCs w:val="20"/>
+                <w:lang w:eastAsia="es-CL"/>
+              </w:rPr>
+            </w:pPr>
+            <w:proofErr w:type="spellStart"/>
+            <w:r>
+              <w:rPr>
+                <w:rFonts w:ascii="Calibri" w:hAnsi="Calibri" w:cs="Arial"/>
+                <w:i/>
+                <w:color w:val="548DD4"/>
+                <w:sz w:val="20"/>
+                <w:szCs w:val="20"/>
+                <w:lang w:eastAsia="es-CL"/>
+              </w:rPr>
+              <w:t>Módelo</w:t>
+            </w:r>
+            <w:proofErr w:type="spellEnd"/>
+            <w:r>
+              <w:rPr>
+                <w:rFonts w:ascii="Calibri" w:hAnsi="Calibri" w:cs="Arial"/>
+                <w:i/>
+                <w:color w:val="548DD4"/>
+                <w:sz w:val="20"/>
+                <w:szCs w:val="20"/>
+                <w:lang w:eastAsia="es-CL"/>
+              </w:rPr>
+              <w:t xml:space="preserve"> de Base de datos V.1</w:t>
+            </w:r>
+          </w:p>
+          <w:p>
+            <w:pPr>
+              <w:jc w:val="both"/>
+              <w:rPr>
+                <w:rFonts w:ascii="Calibri" w:hAnsi="Calibri" w:cs="Arial"/>
+                <w:i/>
+                <w:color w:val="548DD4"/>
+                <w:sz w:val="20"/>
+                <w:szCs w:val="20"/>
+                <w:lang w:eastAsia="es-CL"/>
+              </w:rPr>
+            </w:pPr>
+            <w:r>
+              <w:rPr>
+                <w:lang w:eastAsia="es-CL"/>
+              </w:rPr>
+              <w:drawing>
+                <wp:inline distT="0" distB="0" distL="0" distR="0" wp14:anchorId="2094ADBC" wp14:editId="019BD14E">
+                  <wp:extent cx="4961614" cy="2037972"/>
+                  <wp:effectExtent l="0" t="0" r="0" b="635"/>
+                  <wp:docPr id="1811110311" name="Imagen 1"/>
+                  <wp:cNvGraphicFramePr>
+                    <a:graphicFrameLocks xmlns:a="http://schemas.openxmlformats.org/drawingml/2006/main" noChangeAspect="1"/>
+                  </wp:cNvGraphicFramePr>
+                  <a:graphic xmlns:a="http://schemas.openxmlformats.org/drawingml/2006/main">
+                    <a:graphicData uri="http://schemas.openxmlformats.org/drawingml/2006/picture">
+                      <pic:pic xmlns:pic="http://schemas.openxmlformats.org/drawingml/2006/picture">
+                        <pic:nvPicPr>
+                          <pic:cNvPr id="1811110311" name=""/>
+                          <pic:cNvPicPr/>
+                        </pic:nvPicPr>
+                        <pic:blipFill>
+                          <a:blip r:embed="rId17"/>
+                          <a:stretch>
+                            <a:fillRect/>
+                          </a:stretch>
+                        </pic:blipFill>
+                        <pic:spPr>
+                          <a:xfrm>
+                            <a:off x="0" y="0"/>
+                            <a:ext cx="5014091" cy="2059527"/>
+                          </a:xfrm>
+                          <a:prstGeom prst="rect">
+                            <a:avLst/>
+                          </a:prstGeom>
+                        </pic:spPr>
+                      </pic:pic>
+                    </a:graphicData>
+                  </a:graphic>
+                </wp:inline>
+              </w:drawing>
+            </w:r>
+          </w:p>
+          <w:p>
+            <w:pPr>
+              <w:pStyle w:val="Prrafodelista"/>
+              <w:numPr>
+                <w:ilvl w:val="0"/>
+                <w:numId w:val="2"/>
+              </w:numPr>
+              <w:jc w:val="both"/>
+              <w:rPr>
+                <w:rFonts w:ascii="Calibri" w:hAnsi="Calibri" w:cs="Arial"/>
+                <w:i/>
+                <w:color w:val="548DD4"/>
+                <w:sz w:val="20"/>
+                <w:szCs w:val="20"/>
+                <w:lang w:eastAsia="es-CL"/>
+              </w:rPr>
+            </w:pPr>
+            <w:r>
+              <w:rPr>
+                <w:rFonts w:ascii="Calibri" w:hAnsi="Calibri" w:cs="Arial"/>
+                <w:i/>
+                <w:color w:val="548DD4"/>
+                <w:sz w:val="20"/>
+                <w:szCs w:val="20"/>
+                <w:lang w:eastAsia="es-CL"/>
+              </w:rPr>
+              <w:t xml:space="preserve">Base de Datos en </w:t>
+            </w:r>
+            <w:proofErr w:type="spellStart"/>
+            <w:r>
+              <w:rPr>
+                <w:rFonts w:ascii="Calibri" w:hAnsi="Calibri" w:cs="Arial"/>
+                <w:i/>
+                <w:color w:val="548DD4"/>
+                <w:sz w:val="20"/>
+                <w:szCs w:val="20"/>
+                <w:lang w:eastAsia="es-CL"/>
+              </w:rPr>
+              <w:t>Supabase</w:t>
+            </w:r>
+            <w:proofErr w:type="spellEnd"/>
+          </w:p>
+          <w:p>
+            <w:pPr>
+              <w:jc w:val="both"/>
+              <w:rPr>
+                <w:rFonts w:ascii="Calibri" w:hAnsi="Calibri" w:cs="Arial"/>
+                <w:i/>
+                <w:color w:val="548DD4"/>
+                <w:sz w:val="20"/>
+                <w:szCs w:val="20"/>
+                <w:lang w:eastAsia="es-CL"/>
+              </w:rPr>
+            </w:pPr>
+            <w:r>
+              <w:rPr>
+                <w:rFonts w:ascii="Calibri" w:hAnsi="Calibri" w:cs="Arial"/>
+                <w:i/>
+                <w:color w:val="548DD4"/>
+                <w:sz w:val="20"/>
+                <w:szCs w:val="20"/>
+                <w:lang w:eastAsia="es-CL"/>
+              </w:rPr>
+              <w:drawing>
+                <wp:inline distT="0" distB="0" distL="0" distR="0" wp14:anchorId="6486D3F5" wp14:editId="06A88BC4">
+                  <wp:extent cx="5243494" cy="3959750"/>
+                  <wp:effectExtent l="0" t="0" r="0" b="3175"/>
+                  <wp:docPr id="1483652747" name="Imagen 1"/>
+                  <wp:cNvGraphicFramePr>
+                    <a:graphicFrameLocks xmlns:a="http://schemas.openxmlformats.org/drawingml/2006/main" noChangeAspect="1"/>
+                  </wp:cNvGraphicFramePr>
+                  <a:graphic xmlns:a="http://schemas.openxmlformats.org/drawingml/2006/main">
+                    <a:graphicData uri="http://schemas.openxmlformats.org/drawingml/2006/picture">
+                      <pic:pic xmlns:pic="http://schemas.openxmlformats.org/drawingml/2006/picture">
+                        <pic:nvPicPr>
+                          <pic:cNvPr id="1483652747" name=""/>
+                          <pic:cNvPicPr/>
+                        </pic:nvPicPr>
+                        <pic:blipFill>
+                          <a:blip r:embed="rId18"/>
+                          <a:stretch>
+                            <a:fillRect/>
+                          </a:stretch>
+                        </pic:blipFill>
+                        <pic:spPr>
+                          <a:xfrm>
+                            <a:off x="0" y="0"/>
+                            <a:ext cx="5257024" cy="3969967"/>
+                          </a:xfrm>
+                          <a:prstGeom prst="rect">
+                            <a:avLst/>
+                          </a:prstGeom>
+                        </pic:spPr>
+                      </pic:pic>
+                    </a:graphicData>
+                  </a:graphic>
+                </wp:inline>
+              </w:drawing>
             </w:r>
           </w:p>
         </w:tc>
       </w:tr>
     </w:tbl>
+    <w:p/>
     <w:tbl>
       <w:tblPr>
         <w:tblStyle w:val="Tablaconcuadrcula"/>
@@ -1364,7 +2017,15 @@
                 <w:sz w:val="28"/>
                 <w:szCs w:val="28"/>
               </w:rPr>
-              <w:lastRenderedPageBreak/>
+              <w:t>|</w:t>
+            </w:r>
+            <w:r>
+              <w:rPr>
+                <w:b/>
+                <w:color w:val="1F3864" w:themeColor="accent1" w:themeShade="80"/>
+                <w:sz w:val="28"/>
+                <w:szCs w:val="28"/>
+              </w:rPr>
               <w:t>2</w:t>
             </w:r>
             <w:r>
@@ -1981,7 +2642,6 @@
               </w:rPr>
               <w:t xml:space="preserve">Usamos GitHub y Jira para coordinar avances y documentar </w:t>
             </w:r>
-            <w:proofErr w:type="gramStart"/>
             <w:r>
               <w:rPr>
                 <w:rFonts w:ascii="Calibri" w:hAnsi="Calibri" w:cs="Arial"/>
@@ -1993,18 +2653,6 @@
               </w:rPr>
               <w:t>tareas.</w:t>
             </w:r>
-            <w:r>
-              <w:rPr>
-                <w:rFonts w:ascii="Calibri" w:hAnsi="Calibri" w:cs="Arial"/>
-                <w:i/>
-                <w:color w:val="000000" w:themeColor="text1"/>
-                <w:sz w:val="18"/>
-                <w:szCs w:val="20"/>
-                <w:lang w:eastAsia="es-CL"/>
-              </w:rPr>
-              <w:t>.</w:t>
-            </w:r>
-            <w:proofErr w:type="gramEnd"/>
           </w:p>
         </w:tc>
         <w:tc>
@@ -2106,6 +2754,7 @@
                 <w:color w:val="000000" w:themeColor="text1"/>
                 <w:sz w:val="18"/>
                 <w:szCs w:val="24"/>
+                <w:lang w:val="en-US"/>
               </w:rPr>
             </w:pPr>
             <w:r>
@@ -2116,11 +2765,14 @@
                 <w:color w:val="000000" w:themeColor="text1"/>
                 <w:sz w:val="18"/>
                 <w:szCs w:val="24"/>
-              </w:rPr>
-              <w:t xml:space="preserve">GitHub, Google </w:t>
-            </w:r>
-            <w:proofErr w:type="spellStart"/>
-            <w:r>
+                <w:lang w:val="en-US"/>
+              </w:rPr>
+              <w:t>GitHub, Google Docs, Word, Jira.</w:t>
+            </w:r>
+          </w:p>
+          <w:p>
+            <w:pPr>
+              <w:jc w:val="both"/>
               <w:rPr>
                 <w:bCs/>
                 <w:i/>
@@ -2128,11 +2780,13 @@
                 <w:color w:val="000000" w:themeColor="text1"/>
                 <w:sz w:val="18"/>
                 <w:szCs w:val="24"/>
-              </w:rPr>
-              <w:t>Docs</w:t>
-            </w:r>
-            <w:proofErr w:type="spellEnd"/>
-            <w:r>
+                <w:lang w:val="en-US"/>
+              </w:rPr>
+            </w:pPr>
+          </w:p>
+          <w:p>
+            <w:pPr>
+              <w:jc w:val="both"/>
               <w:rPr>
                 <w:bCs/>
                 <w:i/>
@@ -2140,10 +2794,13 @@
                 <w:color w:val="000000" w:themeColor="text1"/>
                 <w:sz w:val="18"/>
                 <w:szCs w:val="24"/>
-              </w:rPr>
-              <w:t>, Word,</w:t>
-            </w:r>
-            <w:r>
+                <w:lang w:val="en-US"/>
+              </w:rPr>
+            </w:pPr>
+          </w:p>
+          <w:p>
+            <w:pPr>
+              <w:jc w:val="both"/>
               <w:rPr>
                 <w:bCs/>
                 <w:i/>
@@ -2151,9 +2808,9 @@
                 <w:color w:val="000000" w:themeColor="text1"/>
                 <w:sz w:val="18"/>
                 <w:szCs w:val="24"/>
-              </w:rPr>
-              <w:t xml:space="preserve"> Jira.</w:t>
-            </w:r>
+                <w:lang w:val="en-US"/>
+              </w:rPr>
+            </w:pPr>
           </w:p>
           <w:p>
             <w:pPr>
@@ -2165,6 +2822,7 @@
                 <w:color w:val="000000" w:themeColor="text1"/>
                 <w:sz w:val="18"/>
                 <w:szCs w:val="24"/>
+                <w:lang w:val="en-US"/>
               </w:rPr>
             </w:pPr>
           </w:p>
@@ -2178,45 +2836,7 @@
                 <w:color w:val="000000" w:themeColor="text1"/>
                 <w:sz w:val="18"/>
                 <w:szCs w:val="24"/>
-              </w:rPr>
-            </w:pPr>
-          </w:p>
-          <w:p>
-            <w:pPr>
-              <w:jc w:val="both"/>
-              <w:rPr>
-                <w:bCs/>
-                <w:i/>
-                <w:iCs/>
-                <w:color w:val="000000" w:themeColor="text1"/>
-                <w:sz w:val="18"/>
-                <w:szCs w:val="24"/>
-              </w:rPr>
-            </w:pPr>
-          </w:p>
-          <w:p>
-            <w:pPr>
-              <w:jc w:val="both"/>
-              <w:rPr>
-                <w:bCs/>
-                <w:i/>
-                <w:iCs/>
-                <w:color w:val="000000" w:themeColor="text1"/>
-                <w:sz w:val="18"/>
-                <w:szCs w:val="24"/>
-              </w:rPr>
-            </w:pPr>
-          </w:p>
-          <w:p>
-            <w:pPr>
-              <w:jc w:val="both"/>
-              <w:rPr>
-                <w:bCs/>
-                <w:i/>
-                <w:iCs/>
-                <w:color w:val="000000" w:themeColor="text1"/>
-                <w:sz w:val="18"/>
-                <w:szCs w:val="24"/>
+                <w:lang w:val="en-US"/>
               </w:rPr>
             </w:pPr>
           </w:p>
@@ -3705,119 +4325,6 @@
               </w:rPr>
               <w:t xml:space="preserve">Actividades ajustadas o eliminadas: </w:t>
             </w:r>
-            <w:r>
-              <w:rPr>
-                <w:rFonts w:ascii="Calibri" w:hAnsi="Calibri" w:cs="Arial"/>
-                <w:i/>
-                <w:color w:val="548DD4"/>
-                <w:sz w:val="20"/>
-                <w:szCs w:val="20"/>
-                <w:lang w:eastAsia="es-CL"/>
-              </w:rPr>
-              <w:t>Señalar los ajustes</w:t>
-            </w:r>
-            <w:r>
-              <w:rPr>
-                <w:rFonts w:ascii="Calibri" w:hAnsi="Calibri" w:cs="Arial"/>
-                <w:i/>
-                <w:color w:val="548DD4"/>
-                <w:sz w:val="20"/>
-                <w:szCs w:val="20"/>
-                <w:lang w:eastAsia="es-CL"/>
-              </w:rPr>
-              <w:t xml:space="preserve"> que realizaste a tu plan de trabajo o </w:t>
-            </w:r>
-            <w:r>
-              <w:rPr>
-                <w:rFonts w:ascii="Calibri" w:hAnsi="Calibri" w:cs="Arial"/>
-                <w:i/>
-                <w:color w:val="548DD4"/>
-                <w:sz w:val="20"/>
-                <w:szCs w:val="20"/>
-                <w:lang w:eastAsia="es-CL"/>
-              </w:rPr>
-              <w:t>actividades que</w:t>
-            </w:r>
-            <w:r>
-              <w:rPr>
-                <w:rFonts w:ascii="Calibri" w:hAnsi="Calibri" w:cs="Arial"/>
-                <w:i/>
-                <w:color w:val="548DD4"/>
-                <w:sz w:val="20"/>
-                <w:szCs w:val="20"/>
-                <w:lang w:eastAsia="es-CL"/>
-              </w:rPr>
-              <w:t xml:space="preserve"> eliminaste</w:t>
-            </w:r>
-            <w:r>
-              <w:rPr>
-                <w:rFonts w:ascii="Calibri" w:hAnsi="Calibri" w:cs="Arial"/>
-                <w:i/>
-                <w:color w:val="548DD4"/>
-                <w:sz w:val="20"/>
-                <w:szCs w:val="20"/>
-                <w:lang w:eastAsia="es-CL"/>
-              </w:rPr>
-              <w:t xml:space="preserve"> y</w:t>
-            </w:r>
-            <w:r>
-              <w:rPr>
-                <w:rFonts w:ascii="Calibri" w:hAnsi="Calibri" w:cs="Arial"/>
-                <w:i/>
-                <w:color w:val="548DD4"/>
-                <w:sz w:val="20"/>
-                <w:szCs w:val="20"/>
-                <w:lang w:eastAsia="es-CL"/>
-              </w:rPr>
-              <w:t>,</w:t>
-            </w:r>
-            <w:r>
-              <w:rPr>
-                <w:rFonts w:ascii="Calibri" w:hAnsi="Calibri" w:cs="Arial"/>
-                <w:i/>
-                <w:color w:val="548DD4"/>
-                <w:sz w:val="20"/>
-                <w:szCs w:val="20"/>
-                <w:lang w:eastAsia="es-CL"/>
-              </w:rPr>
-              <w:t xml:space="preserve"> justifica por</w:t>
-            </w:r>
-            <w:r>
-              <w:rPr>
-                <w:rFonts w:ascii="Calibri" w:hAnsi="Calibri" w:cs="Arial"/>
-                <w:i/>
-                <w:color w:val="548DD4"/>
-                <w:sz w:val="20"/>
-                <w:szCs w:val="20"/>
-                <w:lang w:eastAsia="es-CL"/>
-              </w:rPr>
-              <w:t xml:space="preserve"> </w:t>
-            </w:r>
-            <w:r>
-              <w:rPr>
-                <w:rFonts w:ascii="Calibri" w:hAnsi="Calibri" w:cs="Arial"/>
-                <w:i/>
-                <w:color w:val="548DD4"/>
-                <w:sz w:val="20"/>
-                <w:szCs w:val="20"/>
-                <w:lang w:eastAsia="es-CL"/>
-              </w:rPr>
-              <w:t xml:space="preserve">qué lo hiciste. </w:t>
-            </w:r>
-            <w:r>
-              <w:t xml:space="preserve"> </w:t>
-            </w:r>
-            <w:r>
-              <w:rPr>
-                <w:rFonts w:ascii="Calibri" w:hAnsi="Calibri" w:cs="Arial"/>
-                <w:i/>
-                <w:color w:val="548DD4"/>
-                <w:sz w:val="20"/>
-                <w:szCs w:val="20"/>
-                <w:lang w:eastAsia="es-CL"/>
-              </w:rPr>
-              <w:t>En el caso de que tu plan de trabajo no haya requerido ni requiera ajustes, justifica esta decisión a partir de los facilitadores que te han permitido desarrollarlo como fue planeado.</w:t>
-            </w:r>
           </w:p>
           <w:p>
             <w:pPr>
@@ -3853,6 +4360,228 @@
               </w:rPr>
               <w:br/>
               <w:t>Estos cambios nos han permitido organizar mejor el desarrollo y avanzar de forma más eficiente, concentrando los esfuerzos en los módulos prioritarios del sistema.</w:t>
+            </w:r>
+          </w:p>
+          <w:p>
+            <w:pPr>
+              <w:spacing w:line="256" w:lineRule="auto"/>
+              <w:jc w:val="both"/>
+              <w:rPr>
+                <w:rFonts w:ascii="Calibri" w:eastAsia="Calibri" w:hAnsi="Calibri" w:cs="Calibri"/>
+                <w:i/>
+                <w:color w:val="548DD4"/>
+                <w:sz w:val="20"/>
+                <w:szCs w:val="24"/>
+              </w:rPr>
+            </w:pPr>
+            <w:r>
+              <w:rPr>
+                <w:rFonts w:ascii="Calibri" w:eastAsia="Calibri" w:hAnsi="Calibri" w:cs="Calibri"/>
+                <w:i/>
+                <w:color w:val="548DD4"/>
+                <w:sz w:val="20"/>
+              </w:rPr>
+              <w:t xml:space="preserve">Para abordar la dificultad del entorno móvil, reajustamos el alcance del Sprint 2 y movimos al Sprint 3 las tareas de consumo real de </w:t>
+            </w:r>
+            <w:proofErr w:type="spellStart"/>
+            <w:r>
+              <w:rPr>
+                <w:rFonts w:ascii="Calibri" w:eastAsia="Calibri" w:hAnsi="Calibri" w:cs="Calibri"/>
+                <w:i/>
+                <w:color w:val="548DD4"/>
+                <w:sz w:val="20"/>
+              </w:rPr>
+              <w:t>Supabase</w:t>
+            </w:r>
+            <w:proofErr w:type="spellEnd"/>
+            <w:r>
+              <w:rPr>
+                <w:rFonts w:ascii="Calibri" w:eastAsia="Calibri" w:hAnsi="Calibri" w:cs="Calibri"/>
+                <w:i/>
+                <w:color w:val="548DD4"/>
+                <w:sz w:val="20"/>
+              </w:rPr>
+              <w:t xml:space="preserve"> en Android (</w:t>
+            </w:r>
+            <w:proofErr w:type="spellStart"/>
+            <w:r>
+              <w:rPr>
+                <w:rFonts w:ascii="Calibri" w:eastAsia="Calibri" w:hAnsi="Calibri" w:cs="Calibri"/>
+                <w:i/>
+                <w:color w:val="548DD4"/>
+                <w:sz w:val="20"/>
+              </w:rPr>
+              <w:t>login</w:t>
+            </w:r>
+            <w:proofErr w:type="spellEnd"/>
+            <w:r>
+              <w:rPr>
+                <w:rFonts w:ascii="Calibri" w:eastAsia="Calibri" w:hAnsi="Calibri" w:cs="Calibri"/>
+                <w:i/>
+                <w:color w:val="548DD4"/>
+                <w:sz w:val="20"/>
+              </w:rPr>
+              <w:t xml:space="preserve">, listado y alta desde móvil). En paralelo, concentramos el esfuerzo en web + base de datos: se completaron </w:t>
+            </w:r>
+            <w:proofErr w:type="spellStart"/>
+            <w:r>
+              <w:rPr>
+                <w:rFonts w:ascii="Calibri" w:eastAsia="Calibri" w:hAnsi="Calibri" w:cs="Calibri"/>
+                <w:i/>
+                <w:color w:val="548DD4"/>
+                <w:sz w:val="20"/>
+              </w:rPr>
+              <w:t>login</w:t>
+            </w:r>
+            <w:proofErr w:type="spellEnd"/>
+            <w:r>
+              <w:rPr>
+                <w:rFonts w:ascii="Calibri" w:eastAsia="Calibri" w:hAnsi="Calibri" w:cs="Calibri"/>
+                <w:i/>
+                <w:color w:val="548DD4"/>
+                <w:sz w:val="20"/>
+              </w:rPr>
+              <w:t>/</w:t>
+            </w:r>
+            <w:proofErr w:type="spellStart"/>
+            <w:r>
+              <w:rPr>
+                <w:rFonts w:ascii="Calibri" w:eastAsia="Calibri" w:hAnsi="Calibri" w:cs="Calibri"/>
+                <w:i/>
+                <w:color w:val="548DD4"/>
+                <w:sz w:val="20"/>
+              </w:rPr>
+              <w:t>logout</w:t>
+            </w:r>
+            <w:proofErr w:type="spellEnd"/>
+            <w:r>
+              <w:rPr>
+                <w:rFonts w:ascii="Calibri" w:eastAsia="Calibri" w:hAnsi="Calibri" w:cs="Calibri"/>
+                <w:i/>
+                <w:color w:val="548DD4"/>
+                <w:sz w:val="20"/>
+              </w:rPr>
+              <w:t xml:space="preserve"> con control de rol, RLS por taller, listado y búsqueda de vehículos, creación de vehículos con validaciones y listado inicial de mantenciones. A nivel técnico, alineamos versiones (JDK 17, </w:t>
+            </w:r>
+            <w:proofErr w:type="spellStart"/>
+            <w:r>
+              <w:rPr>
+                <w:rFonts w:ascii="Calibri" w:eastAsia="Calibri" w:hAnsi="Calibri" w:cs="Calibri"/>
+                <w:i/>
+                <w:color w:val="548DD4"/>
+                <w:sz w:val="20"/>
+              </w:rPr>
+              <w:t>Kotlin</w:t>
+            </w:r>
+            <w:proofErr w:type="spellEnd"/>
+            <w:r>
+              <w:rPr>
+                <w:rFonts w:ascii="Calibri" w:eastAsia="Calibri" w:hAnsi="Calibri" w:cs="Calibri"/>
+                <w:i/>
+                <w:color w:val="548DD4"/>
+                <w:sz w:val="20"/>
+              </w:rPr>
+              <w:t xml:space="preserve">, </w:t>
+            </w:r>
+            <w:proofErr w:type="spellStart"/>
+            <w:r>
+              <w:rPr>
+                <w:rFonts w:ascii="Calibri" w:eastAsia="Calibri" w:hAnsi="Calibri" w:cs="Calibri"/>
+                <w:i/>
+                <w:color w:val="548DD4"/>
+                <w:sz w:val="20"/>
+              </w:rPr>
+              <w:t>Compose</w:t>
+            </w:r>
+            <w:proofErr w:type="spellEnd"/>
+            <w:r>
+              <w:rPr>
+                <w:rFonts w:ascii="Calibri" w:eastAsia="Calibri" w:hAnsi="Calibri" w:cs="Calibri"/>
+                <w:i/>
+                <w:color w:val="548DD4"/>
+                <w:sz w:val="20"/>
+              </w:rPr>
+              <w:t xml:space="preserve">, plugin de </w:t>
+            </w:r>
+            <w:proofErr w:type="spellStart"/>
+            <w:r>
+              <w:rPr>
+                <w:rFonts w:ascii="Calibri" w:eastAsia="Calibri" w:hAnsi="Calibri" w:cs="Calibri"/>
+                <w:i/>
+                <w:color w:val="548DD4"/>
+                <w:sz w:val="20"/>
+              </w:rPr>
+              <w:t>serialization</w:t>
+            </w:r>
+            <w:proofErr w:type="spellEnd"/>
+            <w:r>
+              <w:rPr>
+                <w:rFonts w:ascii="Calibri" w:eastAsia="Calibri" w:hAnsi="Calibri" w:cs="Calibri"/>
+                <w:i/>
+                <w:color w:val="548DD4"/>
+                <w:sz w:val="20"/>
+              </w:rPr>
+              <w:t xml:space="preserve">), limpiamos caches </w:t>
+            </w:r>
+            <w:proofErr w:type="gramStart"/>
+            <w:r>
+              <w:rPr>
+                <w:rFonts w:ascii="Calibri" w:eastAsia="Calibri" w:hAnsi="Calibri" w:cs="Calibri"/>
+                <w:i/>
+                <w:color w:val="548DD4"/>
+                <w:sz w:val="20"/>
+              </w:rPr>
+              <w:t>y</w:t>
+            </w:r>
+            <w:proofErr w:type="gramEnd"/>
+            <w:r>
+              <w:rPr>
+                <w:rFonts w:ascii="Calibri" w:eastAsia="Calibri" w:hAnsi="Calibri" w:cs="Calibri"/>
+                <w:i/>
+                <w:color w:val="548DD4"/>
+                <w:sz w:val="20"/>
+              </w:rPr>
+              <w:t xml:space="preserve"> además, migramos credenciales a </w:t>
+            </w:r>
+            <w:proofErr w:type="spellStart"/>
+            <w:r>
+              <w:rPr>
+                <w:rFonts w:ascii="Calibri" w:eastAsia="Calibri" w:hAnsi="Calibri" w:cs="Calibri"/>
+                <w:i/>
+                <w:color w:val="548DD4"/>
+                <w:sz w:val="20"/>
+              </w:rPr>
+              <w:t>BuildConfig</w:t>
+            </w:r>
+            <w:proofErr w:type="spellEnd"/>
+            <w:r>
+              <w:rPr>
+                <w:rFonts w:ascii="Calibri" w:eastAsia="Calibri" w:hAnsi="Calibri" w:cs="Calibri"/>
+                <w:i/>
+                <w:color w:val="548DD4"/>
+                <w:sz w:val="20"/>
+              </w:rPr>
+              <w:t xml:space="preserve"> y documentamos la causa raíz del bloqueo. Con estos ajustes, el frente web quedó estable y el frente móvil preparado para retomarse al inicio del Sprint 3 con el </w:t>
+            </w:r>
+            <w:proofErr w:type="spellStart"/>
+            <w:r>
+              <w:rPr>
+                <w:rFonts w:ascii="Calibri" w:eastAsia="Calibri" w:hAnsi="Calibri" w:cs="Calibri"/>
+                <w:i/>
+                <w:color w:val="548DD4"/>
+                <w:sz w:val="20"/>
+              </w:rPr>
+              <w:t>stack</w:t>
+            </w:r>
+            <w:proofErr w:type="spellEnd"/>
+            <w:r>
+              <w:rPr>
+                <w:rFonts w:ascii="Calibri" w:eastAsia="Calibri" w:hAnsi="Calibri" w:cs="Calibri"/>
+                <w:i/>
+                <w:color w:val="548DD4"/>
+                <w:sz w:val="20"/>
+              </w:rPr>
+              <w:t xml:space="preserve"> ya normalizado y un plan de integración definido.</w:t>
             </w:r>
           </w:p>
           <w:p>
@@ -4021,154 +4750,6 @@
               </w:rPr>
               <w:t xml:space="preserve"> </w:t>
             </w:r>
-            <w:r>
-              <w:rPr>
-                <w:rFonts w:ascii="Calibri" w:hAnsi="Calibri" w:cs="Arial"/>
-                <w:i/>
-                <w:color w:val="548DD4"/>
-                <w:sz w:val="20"/>
-                <w:szCs w:val="20"/>
-                <w:lang w:eastAsia="es-CL"/>
-              </w:rPr>
-              <w:t>En caso</w:t>
-            </w:r>
-            <w:r>
-              <w:rPr>
-                <w:rFonts w:ascii="Calibri" w:hAnsi="Calibri" w:cs="Arial"/>
-                <w:i/>
-                <w:color w:val="548DD4"/>
-                <w:sz w:val="20"/>
-                <w:szCs w:val="20"/>
-                <w:lang w:eastAsia="es-CL"/>
-              </w:rPr>
-              <w:t xml:space="preserve"> de</w:t>
-            </w:r>
-            <w:r>
-              <w:rPr>
-                <w:rFonts w:ascii="Calibri" w:hAnsi="Calibri" w:cs="Arial"/>
-                <w:i/>
-                <w:color w:val="548DD4"/>
-                <w:sz w:val="20"/>
-                <w:szCs w:val="20"/>
-                <w:lang w:eastAsia="es-CL"/>
-              </w:rPr>
-              <w:t xml:space="preserve"> que </w:t>
-            </w:r>
-            <w:r>
-              <w:rPr>
-                <w:rFonts w:ascii="Calibri" w:hAnsi="Calibri" w:cs="Arial"/>
-                <w:b/>
-                <w:i/>
-                <w:color w:val="548DD4"/>
-                <w:sz w:val="20"/>
-                <w:szCs w:val="20"/>
-                <w:lang w:eastAsia="es-CL"/>
-              </w:rPr>
-              <w:t>no ha</w:t>
-            </w:r>
-            <w:r>
-              <w:rPr>
-                <w:rFonts w:ascii="Calibri" w:hAnsi="Calibri" w:cs="Arial"/>
-                <w:b/>
-                <w:i/>
-                <w:color w:val="548DD4"/>
-                <w:sz w:val="20"/>
-                <w:szCs w:val="20"/>
-                <w:lang w:eastAsia="es-CL"/>
-              </w:rPr>
-              <w:t>yas</w:t>
-            </w:r>
-            <w:r>
-              <w:rPr>
-                <w:rFonts w:ascii="Calibri" w:hAnsi="Calibri" w:cs="Arial"/>
-                <w:b/>
-                <w:i/>
-                <w:color w:val="548DD4"/>
-                <w:sz w:val="20"/>
-                <w:szCs w:val="20"/>
-                <w:lang w:eastAsia="es-CL"/>
-              </w:rPr>
-              <w:t xml:space="preserve"> iniciado actividades o est</w:t>
-            </w:r>
-            <w:r>
-              <w:rPr>
-                <w:rFonts w:ascii="Calibri" w:hAnsi="Calibri" w:cs="Arial"/>
-                <w:b/>
-                <w:i/>
-                <w:color w:val="548DD4"/>
-                <w:sz w:val="20"/>
-                <w:szCs w:val="20"/>
-                <w:lang w:eastAsia="es-CL"/>
-              </w:rPr>
-              <w:t>é</w:t>
-            </w:r>
-            <w:r>
-              <w:rPr>
-                <w:rFonts w:ascii="Calibri" w:hAnsi="Calibri" w:cs="Arial"/>
-                <w:b/>
-                <w:i/>
-                <w:color w:val="548DD4"/>
-                <w:sz w:val="20"/>
-                <w:szCs w:val="20"/>
-                <w:lang w:eastAsia="es-CL"/>
-              </w:rPr>
-              <w:t>n retrasadas</w:t>
-            </w:r>
-            <w:r>
-              <w:rPr>
-                <w:rFonts w:ascii="Calibri" w:hAnsi="Calibri" w:cs="Arial"/>
-                <w:i/>
-                <w:color w:val="548DD4"/>
-                <w:sz w:val="20"/>
-                <w:szCs w:val="20"/>
-                <w:lang w:eastAsia="es-CL"/>
-              </w:rPr>
-              <w:t xml:space="preserve"> de acuerdo a tu planificación</w:t>
-            </w:r>
-            <w:r>
-              <w:rPr>
-                <w:rFonts w:ascii="Calibri" w:hAnsi="Calibri" w:cs="Arial"/>
-                <w:i/>
-                <w:color w:val="548DD4"/>
-                <w:sz w:val="20"/>
-                <w:szCs w:val="20"/>
-                <w:lang w:eastAsia="es-CL"/>
-              </w:rPr>
-              <w:t>,</w:t>
-            </w:r>
-            <w:r>
-              <w:rPr>
-                <w:rFonts w:ascii="Calibri" w:hAnsi="Calibri" w:cs="Arial"/>
-                <w:i/>
-                <w:color w:val="548DD4"/>
-                <w:sz w:val="20"/>
-                <w:szCs w:val="20"/>
-                <w:lang w:eastAsia="es-CL"/>
-              </w:rPr>
-              <w:t xml:space="preserve"> señala los motivos por lo</w:t>
-            </w:r>
-            <w:r>
-              <w:rPr>
-                <w:rFonts w:ascii="Calibri" w:hAnsi="Calibri" w:cs="Arial"/>
-                <w:i/>
-                <w:color w:val="548DD4"/>
-                <w:sz w:val="20"/>
-                <w:szCs w:val="20"/>
-                <w:lang w:eastAsia="es-CL"/>
-              </w:rPr>
-              <w:t>s</w:t>
-            </w:r>
-            <w:r>
-              <w:rPr>
-                <w:rFonts w:ascii="Calibri" w:hAnsi="Calibri" w:cs="Arial"/>
-                <w:i/>
-                <w:color w:val="548DD4"/>
-                <w:sz w:val="20"/>
-                <w:szCs w:val="20"/>
-                <w:lang w:eastAsia="es-CL"/>
-              </w:rPr>
-              <w:t xml:space="preserve"> que no has podido cumplir dichos plazos y qué estrategias utilizarás para avanzar en dichas actividades y no afectar tu proyecto APT. </w:t>
-            </w:r>
           </w:p>
           <w:p>
             <w:pPr>
@@ -4268,7 +4849,7 @@
       </w:pPr>
     </w:p>
     <w:sectPr>
-      <w:headerReference w:type="default" r:id="rId10"/>
+      <w:headerReference w:type="default" r:id="rId19"/>
       <w:pgSz w:w="11906" w:h="16838"/>
       <w:pgMar w:top="1417" w:right="1701" w:bottom="1417" w:left="1701" w:header="708" w:footer="708" w:gutter="0"/>
       <w:cols w:space="708"/>
@@ -4279,7 +4860,7 @@
 </file>
 
 <file path=word/endnotes.xml><?xml version="1.0" encoding="utf-8"?>
-<w:endnotes xmlns:wpc="http://schemas.microsoft.com/office/word/2010/wordprocessingCanvas" xmlns:cx="http://schemas.microsoft.com/office/drawing/2014/chartex" xmlns:cx1="http://schemas.microsoft.com/office/drawing/2015/9/8/chartex" xmlns:cx2="http://schemas.microsoft.com/office/drawing/2015/10/21/chartex" xmlns:cx3="http://schemas.microsoft.com/office/drawing/2016/5/9/chartex" xmlns:cx4="http://schemas.microsoft.com/office/drawing/2016/5/10/chartex" xmlns:cx5="http://schemas.microsoft.com/office/drawing/2016/5/11/chartex" xmlns:cx6="http://schemas.microsoft.com/office/drawing/2016/5/12/chartex" xmlns:cx7="http://schemas.microsoft.com/office/drawing/2016/5/13/chartex" xmlns:cx8="http://schemas.microsoft.com/office/drawing/2016/5/14/chartex" xmlns:mc="http://schemas.openxmlformats.org/markup-compatibility/2006" xmlns:aink="http://schemas.microsoft.com/office/drawing/2016/ink" xmlns:am3d="http://schemas.microsoft.com/office/drawing/2017/model3d" xmlns:o="urn:schemas-microsoft-com:office:office" xmlns:oel="http://schemas.microsoft.com/office/2019/extlst" xmlns:r="http://schemas.openxmlformats.org/officeDocument/2006/relationships" xmlns:m="http://schemas.openxmlformats.org/officeDocument/2006/math" xmlns:v="urn:schemas-microsoft-com:vml" xmlns:wp14="http://schemas.microsoft.com/office/word/2010/wordprocessingDrawing" xmlns:wp="http://schemas.openxmlformats.org/drawingml/2006/wordprocessingDrawing" xmlns:w10="urn:schemas-microsoft-com:office:word" xmlns:w="http://schemas.openxmlformats.org/wordprocessingml/2006/main" xmlns:w14="http://schemas.microsoft.com/office/word/2010/wordml" xmlns:w15="http://schemas.microsoft.com/office/word/2012/wordml" xmlns:w16cex="http://schemas.microsoft.com/office/word/2018/wordml/cex" xmlns:w16cid="http://schemas.microsoft.com/office/word/2016/wordml/cid" xmlns:w16="http://schemas.microsoft.com/office/word/2018/wordml" xmlns:w16sdtdh="http://schemas.microsoft.com/office/word/2020/wordml/sdtdatahash" xmlns:w16se="http://schemas.microsoft.com/office/word/2015/wordml/symex" xmlns:wpg="http://schemas.microsoft.com/office/word/2010/wordprocessingGroup" xmlns:wpi="http://schemas.microsoft.com/office/word/2010/wordprocessingInk" xmlns:wne="http://schemas.microsoft.com/office/word/2006/wordml" xmlns:wps="http://schemas.microsoft.com/office/word/2010/wordprocessingShape" mc:Ignorable="w14 w15 w16se w16cid w16 w16cex w16sdtdh wp14">
+<w:endnotes xmlns:wpc="http://schemas.microsoft.com/office/word/2010/wordprocessingCanvas" xmlns:cx="http://schemas.microsoft.com/office/drawing/2014/chartex" xmlns:cx1="http://schemas.microsoft.com/office/drawing/2015/9/8/chartex" xmlns:cx2="http://schemas.microsoft.com/office/drawing/2015/10/21/chartex" xmlns:cx3="http://schemas.microsoft.com/office/drawing/2016/5/9/chartex" xmlns:cx4="http://schemas.microsoft.com/office/drawing/2016/5/10/chartex" xmlns:cx5="http://schemas.microsoft.com/office/drawing/2016/5/11/chartex" xmlns:cx6="http://schemas.microsoft.com/office/drawing/2016/5/12/chartex" xmlns:cx7="http://schemas.microsoft.com/office/drawing/2016/5/13/chartex" xmlns:cx8="http://schemas.microsoft.com/office/drawing/2016/5/14/chartex" xmlns:mc="http://schemas.openxmlformats.org/markup-compatibility/2006" xmlns:aink="http://schemas.microsoft.com/office/drawing/2016/ink" xmlns:am3d="http://schemas.microsoft.com/office/drawing/2017/model3d" xmlns:o="urn:schemas-microsoft-com:office:office" xmlns:oel="http://schemas.microsoft.com/office/2019/extlst" xmlns:r="http://schemas.openxmlformats.org/officeDocument/2006/relationships" xmlns:m="http://schemas.openxmlformats.org/officeDocument/2006/math" xmlns:v="urn:schemas-microsoft-com:vml" xmlns:wp14="http://schemas.microsoft.com/office/word/2010/wordprocessingDrawing" xmlns:wp="http://schemas.openxmlformats.org/drawingml/2006/wordprocessingDrawing" xmlns:w10="urn:schemas-microsoft-com:office:word" xmlns:w="http://schemas.openxmlformats.org/wordprocessingml/2006/main" xmlns:w14="http://schemas.microsoft.com/office/word/2010/wordml" xmlns:w15="http://schemas.microsoft.com/office/word/2012/wordml" xmlns:w16cex="http://schemas.microsoft.com/office/word/2018/wordml/cex" xmlns:w16cid="http://schemas.microsoft.com/office/word/2016/wordml/cid" xmlns:w16="http://schemas.microsoft.com/office/word/2018/wordml" xmlns:w16du="http://schemas.microsoft.com/office/word/2023/wordml/word16du" xmlns:w16sdtdh="http://schemas.microsoft.com/office/word/2020/wordml/sdtdatahash" xmlns:w16sdtfl="http://schemas.microsoft.com/office/word/2024/wordml/sdtformatlock" xmlns:w16se="http://schemas.microsoft.com/office/word/2015/wordml/symex" xmlns:wpg="http://schemas.microsoft.com/office/word/2010/wordprocessingGroup" xmlns:wpi="http://schemas.microsoft.com/office/word/2010/wordprocessingInk" xmlns:wne="http://schemas.microsoft.com/office/word/2006/wordml" xmlns:wps="http://schemas.microsoft.com/office/word/2010/wordprocessingShape" mc:Ignorable="w14 w15 w16se w16cid w16 w16cex w16sdtdh w16sdtfl w16du wp14">
   <w:endnote w:type="separator" w:id="-1">
     <w:p>
       <w:pPr>
@@ -4304,7 +4885,7 @@
 </file>
 
 <file path=word/footnotes.xml><?xml version="1.0" encoding="utf-8"?>
-<w:footnotes xmlns:wpc="http://schemas.microsoft.com/office/word/2010/wordprocessingCanvas" xmlns:cx="http://schemas.microsoft.com/office/drawing/2014/chartex" xmlns:cx1="http://schemas.microsoft.com/office/drawing/2015/9/8/chartex" xmlns:cx2="http://schemas.microsoft.com/office/drawing/2015/10/21/chartex" xmlns:cx3="http://schemas.microsoft.com/office/drawing/2016/5/9/chartex" xmlns:cx4="http://schemas.microsoft.com/office/drawing/2016/5/10/chartex" xmlns:cx5="http://schemas.microsoft.com/office/drawing/2016/5/11/chartex" xmlns:cx6="http://schemas.microsoft.com/office/drawing/2016/5/12/chartex" xmlns:cx7="http://schemas.microsoft.com/office/drawing/2016/5/13/chartex" xmlns:cx8="http://schemas.microsoft.com/office/drawing/2016/5/14/chartex" xmlns:mc="http://schemas.openxmlformats.org/markup-compatibility/2006" xmlns:aink="http://schemas.microsoft.com/office/drawing/2016/ink" xmlns:am3d="http://schemas.microsoft.com/office/drawing/2017/model3d" xmlns:o="urn:schemas-microsoft-com:office:office" xmlns:oel="http://schemas.microsoft.com/office/2019/extlst" xmlns:r="http://schemas.openxmlformats.org/officeDocument/2006/relationships" xmlns:m="http://schemas.openxmlformats.org/officeDocument/2006/math" xmlns:v="urn:schemas-microsoft-com:vml" xmlns:wp14="http://schemas.microsoft.com/office/word/2010/wordprocessingDrawing" xmlns:wp="http://schemas.openxmlformats.org/drawingml/2006/wordprocessingDrawing" xmlns:w10="urn:schemas-microsoft-com:office:word" xmlns:w="http://schemas.openxmlformats.org/wordprocessingml/2006/main" xmlns:w14="http://schemas.microsoft.com/office/word/2010/wordml" xmlns:w15="http://schemas.microsoft.com/office/word/2012/wordml" xmlns:w16cex="http://schemas.microsoft.com/office/word/2018/wordml/cex" xmlns:w16cid="http://schemas.microsoft.com/office/word/2016/wordml/cid" xmlns:w16="http://schemas.microsoft.com/office/word/2018/wordml" xmlns:w16sdtdh="http://schemas.microsoft.com/office/word/2020/wordml/sdtdatahash" xmlns:w16se="http://schemas.microsoft.com/office/word/2015/wordml/symex" xmlns:wpg="http://schemas.microsoft.com/office/word/2010/wordprocessingGroup" xmlns:wpi="http://schemas.microsoft.com/office/word/2010/wordprocessingInk" xmlns:wne="http://schemas.microsoft.com/office/word/2006/wordml" xmlns:wps="http://schemas.microsoft.com/office/word/2010/wordprocessingShape" mc:Ignorable="w14 w15 w16se w16cid w16 w16cex w16sdtdh wp14">
+<w:footnotes xmlns:wpc="http://schemas.microsoft.com/office/word/2010/wordprocessingCanvas" xmlns:cx="http://schemas.microsoft.com/office/drawing/2014/chartex" xmlns:cx1="http://schemas.microsoft.com/office/drawing/2015/9/8/chartex" xmlns:cx2="http://schemas.microsoft.com/office/drawing/2015/10/21/chartex" xmlns:cx3="http://schemas.microsoft.com/office/drawing/2016/5/9/chartex" xmlns:cx4="http://schemas.microsoft.com/office/drawing/2016/5/10/chartex" xmlns:cx5="http://schemas.microsoft.com/office/drawing/2016/5/11/chartex" xmlns:cx6="http://schemas.microsoft.com/office/drawing/2016/5/12/chartex" xmlns:cx7="http://schemas.microsoft.com/office/drawing/2016/5/13/chartex" xmlns:cx8="http://schemas.microsoft.com/office/drawing/2016/5/14/chartex" xmlns:mc="http://schemas.openxmlformats.org/markup-compatibility/2006" xmlns:aink="http://schemas.microsoft.com/office/drawing/2016/ink" xmlns:am3d="http://schemas.microsoft.com/office/drawing/2017/model3d" xmlns:o="urn:schemas-microsoft-com:office:office" xmlns:oel="http://schemas.microsoft.com/office/2019/extlst" xmlns:r="http://schemas.openxmlformats.org/officeDocument/2006/relationships" xmlns:m="http://schemas.openxmlformats.org/officeDocument/2006/math" xmlns:v="urn:schemas-microsoft-com:vml" xmlns:wp14="http://schemas.microsoft.com/office/word/2010/wordprocessingDrawing" xmlns:wp="http://schemas.openxmlformats.org/drawingml/2006/wordprocessingDrawing" xmlns:w10="urn:schemas-microsoft-com:office:word" xmlns:w="http://schemas.openxmlformats.org/wordprocessingml/2006/main" xmlns:w14="http://schemas.microsoft.com/office/word/2010/wordml" xmlns:w15="http://schemas.microsoft.com/office/word/2012/wordml" xmlns:w16cex="http://schemas.microsoft.com/office/word/2018/wordml/cex" xmlns:w16cid="http://schemas.microsoft.com/office/word/2016/wordml/cid" xmlns:w16="http://schemas.microsoft.com/office/word/2018/wordml" xmlns:w16du="http://schemas.microsoft.com/office/word/2023/wordml/word16du" xmlns:w16sdtdh="http://schemas.microsoft.com/office/word/2020/wordml/sdtdatahash" xmlns:w16sdtfl="http://schemas.microsoft.com/office/word/2024/wordml/sdtformatlock" xmlns:w16se="http://schemas.microsoft.com/office/word/2015/wordml/symex" xmlns:wpg="http://schemas.microsoft.com/office/word/2010/wordprocessingGroup" xmlns:wpi="http://schemas.microsoft.com/office/word/2010/wordprocessingInk" xmlns:wne="http://schemas.microsoft.com/office/word/2006/wordml" xmlns:wps="http://schemas.microsoft.com/office/word/2010/wordprocessingShape" mc:Ignorable="w14 w15 w16se w16cid w16 w16cex w16sdtdh w16sdtfl w16du wp14">
   <w:footnote w:type="separator" w:id="-1">
     <w:p>
       <w:pPr>
@@ -4387,7 +4968,7 @@
 </file>
 
 <file path=word/header1.xml><?xml version="1.0" encoding="utf-8"?>
-<w:hdr xmlns:wpc="http://schemas.microsoft.com/office/word/2010/wordprocessingCanvas" xmlns:cx="http://schemas.microsoft.com/office/drawing/2014/chartex" xmlns:cx1="http://schemas.microsoft.com/office/drawing/2015/9/8/chartex" xmlns:cx2="http://schemas.microsoft.com/office/drawing/2015/10/21/chartex" xmlns:cx3="http://schemas.microsoft.com/office/drawing/2016/5/9/chartex" xmlns:cx4="http://schemas.microsoft.com/office/drawing/2016/5/10/chartex" xmlns:cx5="http://schemas.microsoft.com/office/drawing/2016/5/11/chartex" xmlns:cx6="http://schemas.microsoft.com/office/drawing/2016/5/12/chartex" xmlns:cx7="http://schemas.microsoft.com/office/drawing/2016/5/13/chartex" xmlns:cx8="http://schemas.microsoft.com/office/drawing/2016/5/14/chartex" xmlns:mc="http://schemas.openxmlformats.org/markup-compatibility/2006" xmlns:aink="http://schemas.microsoft.com/office/drawing/2016/ink" xmlns:am3d="http://schemas.microsoft.com/office/drawing/2017/model3d" xmlns:o="urn:schemas-microsoft-com:office:office" xmlns:oel="http://schemas.microsoft.com/office/2019/extlst" xmlns:r="http://schemas.openxmlformats.org/officeDocument/2006/relationships" xmlns:m="http://schemas.openxmlformats.org/officeDocument/2006/math" xmlns:v="urn:schemas-microsoft-com:vml" xmlns:wp14="http://schemas.microsoft.com/office/word/2010/wordprocessingDrawing" xmlns:wp="http://schemas.openxmlformats.org/drawingml/2006/wordprocessingDrawing" xmlns:w10="urn:schemas-microsoft-com:office:word" xmlns:w="http://schemas.openxmlformats.org/wordprocessingml/2006/main" xmlns:w14="http://schemas.microsoft.com/office/word/2010/wordml" xmlns:w15="http://schemas.microsoft.com/office/word/2012/wordml" xmlns:w16cex="http://schemas.microsoft.com/office/word/2018/wordml/cex" xmlns:w16cid="http://schemas.microsoft.com/office/word/2016/wordml/cid" xmlns:w16="http://schemas.microsoft.com/office/word/2018/wordml" xmlns:w16sdtdh="http://schemas.microsoft.com/office/word/2020/wordml/sdtdatahash" xmlns:w16se="http://schemas.microsoft.com/office/word/2015/wordml/symex" xmlns:wpg="http://schemas.microsoft.com/office/word/2010/wordprocessingGroup" xmlns:wpi="http://schemas.microsoft.com/office/word/2010/wordprocessingInk" xmlns:wne="http://schemas.microsoft.com/office/word/2006/wordml" xmlns:wps="http://schemas.microsoft.com/office/word/2010/wordprocessingShape" mc:Ignorable="w14 w15 w16se w16cid w16 w16cex w16sdtdh wp14">
+<w:hdr xmlns:wpc="http://schemas.microsoft.com/office/word/2010/wordprocessingCanvas" xmlns:cx="http://schemas.microsoft.com/office/drawing/2014/chartex" xmlns:cx1="http://schemas.microsoft.com/office/drawing/2015/9/8/chartex" xmlns:cx2="http://schemas.microsoft.com/office/drawing/2015/10/21/chartex" xmlns:cx3="http://schemas.microsoft.com/office/drawing/2016/5/9/chartex" xmlns:cx4="http://schemas.microsoft.com/office/drawing/2016/5/10/chartex" xmlns:cx5="http://schemas.microsoft.com/office/drawing/2016/5/11/chartex" xmlns:cx6="http://schemas.microsoft.com/office/drawing/2016/5/12/chartex" xmlns:cx7="http://schemas.microsoft.com/office/drawing/2016/5/13/chartex" xmlns:cx8="http://schemas.microsoft.com/office/drawing/2016/5/14/chartex" xmlns:mc="http://schemas.openxmlformats.org/markup-compatibility/2006" xmlns:aink="http://schemas.microsoft.com/office/drawing/2016/ink" xmlns:am3d="http://schemas.microsoft.com/office/drawing/2017/model3d" xmlns:o="urn:schemas-microsoft-com:office:office" xmlns:oel="http://schemas.microsoft.com/office/2019/extlst" xmlns:r="http://schemas.openxmlformats.org/officeDocument/2006/relationships" xmlns:m="http://schemas.openxmlformats.org/officeDocument/2006/math" xmlns:v="urn:schemas-microsoft-com:vml" xmlns:wp14="http://schemas.microsoft.com/office/word/2010/wordprocessingDrawing" xmlns:wp="http://schemas.openxmlformats.org/drawingml/2006/wordprocessingDrawing" xmlns:w10="urn:schemas-microsoft-com:office:word" xmlns:w="http://schemas.openxmlformats.org/wordprocessingml/2006/main" xmlns:w14="http://schemas.microsoft.com/office/word/2010/wordml" xmlns:w15="http://schemas.microsoft.com/office/word/2012/wordml" xmlns:w16cex="http://schemas.microsoft.com/office/word/2018/wordml/cex" xmlns:w16cid="http://schemas.microsoft.com/office/word/2016/wordml/cid" xmlns:w16="http://schemas.microsoft.com/office/word/2018/wordml" xmlns:w16du="http://schemas.microsoft.com/office/word/2023/wordml/word16du" xmlns:w16sdtdh="http://schemas.microsoft.com/office/word/2020/wordml/sdtdatahash" xmlns:w16sdtfl="http://schemas.microsoft.com/office/word/2024/wordml/sdtformatlock" xmlns:w16se="http://schemas.microsoft.com/office/word/2015/wordml/symex" xmlns:wpg="http://schemas.microsoft.com/office/word/2010/wordprocessingGroup" xmlns:wpi="http://schemas.microsoft.com/office/word/2010/wordprocessingInk" xmlns:wne="http://schemas.microsoft.com/office/word/2006/wordml" xmlns:wps="http://schemas.microsoft.com/office/word/2010/wordprocessingShape" mc:Ignorable="w14 w15 w16se w16cid w16 w16cex w16sdtdh w16sdtfl w16du wp14">
   <w:tbl>
     <w:tblPr>
       <w:tblStyle w:val="Tablaconcuadrcula1"/>
@@ -4612,7 +5193,7 @@
 </file>
 
 <file path=word/numbering.xml><?xml version="1.0" encoding="utf-8"?>
-<w:numbering xmlns:wpc="http://schemas.microsoft.com/office/word/2010/wordprocessingCanvas" xmlns:cx="http://schemas.microsoft.com/office/drawing/2014/chartex" xmlns:cx1="http://schemas.microsoft.com/office/drawing/2015/9/8/chartex" xmlns:cx2="http://schemas.microsoft.com/office/drawing/2015/10/21/chartex" xmlns:cx3="http://schemas.microsoft.com/office/drawing/2016/5/9/chartex" xmlns:cx4="http://schemas.microsoft.com/office/drawing/2016/5/10/chartex" xmlns:cx5="http://schemas.microsoft.com/office/drawing/2016/5/11/chartex" xmlns:cx6="http://schemas.microsoft.com/office/drawing/2016/5/12/chartex" xmlns:cx7="http://schemas.microsoft.com/office/drawing/2016/5/13/chartex" xmlns:cx8="http://schemas.microsoft.com/office/drawing/2016/5/14/chartex" xmlns:mc="http://schemas.openxmlformats.org/markup-compatibility/2006" xmlns:aink="http://schemas.microsoft.com/office/drawing/2016/ink" xmlns:am3d="http://schemas.microsoft.com/office/drawing/2017/model3d" xmlns:o="urn:schemas-microsoft-com:office:office" xmlns:oel="http://schemas.microsoft.com/office/2019/extlst" xmlns:r="http://schemas.openxmlformats.org/officeDocument/2006/relationships" xmlns:m="http://schemas.openxmlformats.org/officeDocument/2006/math" xmlns:v="urn:schemas-microsoft-com:vml" xmlns:wp14="http://schemas.microsoft.com/office/word/2010/wordprocessingDrawing" xmlns:wp="http://schemas.openxmlformats.org/drawingml/2006/wordprocessingDrawing" xmlns:w10="urn:schemas-microsoft-com:office:word" xmlns:w="http://schemas.openxmlformats.org/wordprocessingml/2006/main" xmlns:w14="http://schemas.microsoft.com/office/word/2010/wordml" xmlns:w15="http://schemas.microsoft.com/office/word/2012/wordml" xmlns:w16cex="http://schemas.microsoft.com/office/word/2018/wordml/cex" xmlns:w16cid="http://schemas.microsoft.com/office/word/2016/wordml/cid" xmlns:w16="http://schemas.microsoft.com/office/word/2018/wordml" xmlns:w16sdtdh="http://schemas.microsoft.com/office/word/2020/wordml/sdtdatahash" xmlns:w16se="http://schemas.microsoft.com/office/word/2015/wordml/symex" xmlns:wpg="http://schemas.microsoft.com/office/word/2010/wordprocessingGroup" xmlns:wpi="http://schemas.microsoft.com/office/word/2010/wordprocessingInk" xmlns:wne="http://schemas.microsoft.com/office/word/2006/wordml" xmlns:wps="http://schemas.microsoft.com/office/word/2010/wordprocessingShape" mc:Ignorable="w14 w15 w16se w16cid w16 w16cex w16sdtdh wp14">
+<w:numbering xmlns:wpc="http://schemas.microsoft.com/office/word/2010/wordprocessingCanvas" xmlns:cx="http://schemas.microsoft.com/office/drawing/2014/chartex" xmlns:cx1="http://schemas.microsoft.com/office/drawing/2015/9/8/chartex" xmlns:cx2="http://schemas.microsoft.com/office/drawing/2015/10/21/chartex" xmlns:cx3="http://schemas.microsoft.com/office/drawing/2016/5/9/chartex" xmlns:cx4="http://schemas.microsoft.com/office/drawing/2016/5/10/chartex" xmlns:cx5="http://schemas.microsoft.com/office/drawing/2016/5/11/chartex" xmlns:cx6="http://schemas.microsoft.com/office/drawing/2016/5/12/chartex" xmlns:cx7="http://schemas.microsoft.com/office/drawing/2016/5/13/chartex" xmlns:cx8="http://schemas.microsoft.com/office/drawing/2016/5/14/chartex" xmlns:mc="http://schemas.openxmlformats.org/markup-compatibility/2006" xmlns:aink="http://schemas.microsoft.com/office/drawing/2016/ink" xmlns:am3d="http://schemas.microsoft.com/office/drawing/2017/model3d" xmlns:o="urn:schemas-microsoft-com:office:office" xmlns:oel="http://schemas.microsoft.com/office/2019/extlst" xmlns:r="http://schemas.openxmlformats.org/officeDocument/2006/relationships" xmlns:m="http://schemas.openxmlformats.org/officeDocument/2006/math" xmlns:v="urn:schemas-microsoft-com:vml" xmlns:wp14="http://schemas.microsoft.com/office/word/2010/wordprocessingDrawing" xmlns:wp="http://schemas.openxmlformats.org/drawingml/2006/wordprocessingDrawing" xmlns:w10="urn:schemas-microsoft-com:office:word" xmlns:w="http://schemas.openxmlformats.org/wordprocessingml/2006/main" xmlns:w14="http://schemas.microsoft.com/office/word/2010/wordml" xmlns:w15="http://schemas.microsoft.com/office/word/2012/wordml" xmlns:w16cex="http://schemas.microsoft.com/office/word/2018/wordml/cex" xmlns:w16cid="http://schemas.microsoft.com/office/word/2016/wordml/cid" xmlns:w16="http://schemas.microsoft.com/office/word/2018/wordml" xmlns:w16du="http://schemas.microsoft.com/office/word/2023/wordml/word16du" xmlns:w16sdtdh="http://schemas.microsoft.com/office/word/2020/wordml/sdtdatahash" xmlns:w16sdtfl="http://schemas.microsoft.com/office/word/2024/wordml/sdtformatlock" xmlns:w16se="http://schemas.microsoft.com/office/word/2015/wordml/symex" xmlns:wpg="http://schemas.microsoft.com/office/word/2010/wordprocessingGroup" xmlns:wpi="http://schemas.microsoft.com/office/word/2010/wordprocessingInk" xmlns:wne="http://schemas.microsoft.com/office/word/2006/wordml" xmlns:wps="http://schemas.microsoft.com/office/word/2010/wordprocessingShape" mc:Ignorable="w14 w15 w16se w16cid w16 w16cex w16sdtdh w16sdtfl w16du wp14">
   <w:abstractNum w:abstractNumId="0" w15:restartNumberingAfterBreak="0">
     <w:nsid w:val="2FFD4C7F"/>
     <w:multiLevelType w:val="multilevel"/>
@@ -4734,14 +5315,129 @@
       </w:rPr>
     </w:lvl>
   </w:abstractNum>
+  <w:abstractNum w:abstractNumId="1" w15:restartNumberingAfterBreak="0">
+    <w:nsid w:val="7CE2314D"/>
+    <w:multiLevelType w:val="hybridMultilevel"/>
+    <w:tmpl w:val="FC82B448"/>
+    <w:lvl w:ilvl="0" w:tplc="BA142E7E">
+      <w:numFmt w:val="bullet"/>
+      <w:lvlText w:val="-"/>
+      <w:lvlJc w:val="left"/>
+      <w:pPr>
+        <w:ind w:left="720" w:hanging="360"/>
+      </w:pPr>
+      <w:rPr>
+        <w:rFonts w:ascii="Calibri" w:eastAsiaTheme="minorHAnsi" w:hAnsi="Calibri" w:cs="Calibri" w:hint="default"/>
+      </w:rPr>
+    </w:lvl>
+    <w:lvl w:ilvl="1" w:tplc="340A0003" w:tentative="1">
+      <w:start w:val="1"/>
+      <w:numFmt w:val="bullet"/>
+      <w:lvlText w:val="o"/>
+      <w:lvlJc w:val="left"/>
+      <w:pPr>
+        <w:ind w:left="1440" w:hanging="360"/>
+      </w:pPr>
+      <w:rPr>
+        <w:rFonts w:ascii="Courier New" w:hAnsi="Courier New" w:cs="Courier New" w:hint="default"/>
+      </w:rPr>
+    </w:lvl>
+    <w:lvl w:ilvl="2" w:tplc="340A0005" w:tentative="1">
+      <w:start w:val="1"/>
+      <w:numFmt w:val="bullet"/>
+      <w:lvlText w:val=""/>
+      <w:lvlJc w:val="left"/>
+      <w:pPr>
+        <w:ind w:left="2160" w:hanging="360"/>
+      </w:pPr>
+      <w:rPr>
+        <w:rFonts w:ascii="Wingdings" w:hAnsi="Wingdings" w:hint="default"/>
+      </w:rPr>
+    </w:lvl>
+    <w:lvl w:ilvl="3" w:tplc="340A0001" w:tentative="1">
+      <w:start w:val="1"/>
+      <w:numFmt w:val="bullet"/>
+      <w:lvlText w:val=""/>
+      <w:lvlJc w:val="left"/>
+      <w:pPr>
+        <w:ind w:left="2880" w:hanging="360"/>
+      </w:pPr>
+      <w:rPr>
+        <w:rFonts w:ascii="Symbol" w:hAnsi="Symbol" w:hint="default"/>
+      </w:rPr>
+    </w:lvl>
+    <w:lvl w:ilvl="4" w:tplc="340A0003" w:tentative="1">
+      <w:start w:val="1"/>
+      <w:numFmt w:val="bullet"/>
+      <w:lvlText w:val="o"/>
+      <w:lvlJc w:val="left"/>
+      <w:pPr>
+        <w:ind w:left="3600" w:hanging="360"/>
+      </w:pPr>
+      <w:rPr>
+        <w:rFonts w:ascii="Courier New" w:hAnsi="Courier New" w:cs="Courier New" w:hint="default"/>
+      </w:rPr>
+    </w:lvl>
+    <w:lvl w:ilvl="5" w:tplc="340A0005" w:tentative="1">
+      <w:start w:val="1"/>
+      <w:numFmt w:val="bullet"/>
+      <w:lvlText w:val=""/>
+      <w:lvlJc w:val="left"/>
+      <w:pPr>
+        <w:ind w:left="4320" w:hanging="360"/>
+      </w:pPr>
+      <w:rPr>
+        <w:rFonts w:ascii="Wingdings" w:hAnsi="Wingdings" w:hint="default"/>
+      </w:rPr>
+    </w:lvl>
+    <w:lvl w:ilvl="6" w:tplc="340A0001" w:tentative="1">
+      <w:start w:val="1"/>
+      <w:numFmt w:val="bullet"/>
+      <w:lvlText w:val=""/>
+      <w:lvlJc w:val="left"/>
+      <w:pPr>
+        <w:ind w:left="5040" w:hanging="360"/>
+      </w:pPr>
+      <w:rPr>
+        <w:rFonts w:ascii="Symbol" w:hAnsi="Symbol" w:hint="default"/>
+      </w:rPr>
+    </w:lvl>
+    <w:lvl w:ilvl="7" w:tplc="340A0003" w:tentative="1">
+      <w:start w:val="1"/>
+      <w:numFmt w:val="bullet"/>
+      <w:lvlText w:val="o"/>
+      <w:lvlJc w:val="left"/>
+      <w:pPr>
+        <w:ind w:left="5760" w:hanging="360"/>
+      </w:pPr>
+      <w:rPr>
+        <w:rFonts w:ascii="Courier New" w:hAnsi="Courier New" w:cs="Courier New" w:hint="default"/>
+      </w:rPr>
+    </w:lvl>
+    <w:lvl w:ilvl="8" w:tplc="340A0005" w:tentative="1">
+      <w:start w:val="1"/>
+      <w:numFmt w:val="bullet"/>
+      <w:lvlText w:val=""/>
+      <w:lvlJc w:val="left"/>
+      <w:pPr>
+        <w:ind w:left="6480" w:hanging="360"/>
+      </w:pPr>
+      <w:rPr>
+        <w:rFonts w:ascii="Wingdings" w:hAnsi="Wingdings" w:hint="default"/>
+      </w:rPr>
+    </w:lvl>
+  </w:abstractNum>
   <w:num w:numId="1" w16cid:durableId="200675887">
     <w:abstractNumId w:val="0"/>
+  </w:num>
+  <w:num w:numId="2" w16cid:durableId="1122653912">
+    <w:abstractNumId w:val="1"/>
   </w:num>
 </w:numbering>
 </file>
 
 <file path=word/styles.xml><?xml version="1.0" encoding="utf-8"?>
-<w:styles xmlns:mc="http://schemas.openxmlformats.org/markup-compatibility/2006" xmlns:r="http://schemas.openxmlformats.org/officeDocument/2006/relationships" xmlns:w="http://schemas.openxmlformats.org/wordprocessingml/2006/main" xmlns:w14="http://schemas.microsoft.com/office/word/2010/wordml" xmlns:w15="http://schemas.microsoft.com/office/word/2012/wordml" xmlns:w16cex="http://schemas.microsoft.com/office/word/2018/wordml/cex" xmlns:w16cid="http://schemas.microsoft.com/office/word/2016/wordml/cid" xmlns:w16="http://schemas.microsoft.com/office/word/2018/wordml" xmlns:w16sdtdh="http://schemas.microsoft.com/office/word/2020/wordml/sdtdatahash" xmlns:w16se="http://schemas.microsoft.com/office/word/2015/wordml/symex" mc:Ignorable="w14 w15 w16se w16cid w16 w16cex w16sdtdh">
+<w:styles xmlns:mc="http://schemas.openxmlformats.org/markup-compatibility/2006" xmlns:r="http://schemas.openxmlformats.org/officeDocument/2006/relationships" xmlns:w="http://schemas.openxmlformats.org/wordprocessingml/2006/main" xmlns:w14="http://schemas.microsoft.com/office/word/2010/wordml" xmlns:w15="http://schemas.microsoft.com/office/word/2012/wordml" xmlns:w16cex="http://schemas.microsoft.com/office/word/2018/wordml/cex" xmlns:w16cid="http://schemas.microsoft.com/office/word/2016/wordml/cid" xmlns:w16="http://schemas.microsoft.com/office/word/2018/wordml" xmlns:w16du="http://schemas.microsoft.com/office/word/2023/wordml/word16du" xmlns:w16sdtdh="http://schemas.microsoft.com/office/word/2020/wordml/sdtdatahash" xmlns:w16sdtfl="http://schemas.microsoft.com/office/word/2024/wordml/sdtformatlock" xmlns:w16se="http://schemas.microsoft.com/office/word/2015/wordml/symex" mc:Ignorable="w14 w15 w16se w16cid w16 w16cex w16sdtdh w16sdtfl w16du">
   <w:docDefaults>
     <w:rPrDefault>
       <w:rPr>
@@ -5168,6 +5864,7 @@
   <w:style w:type="character" w:default="1" w:styleId="Fuentedeprrafopredeter">
     <w:name w:val="Default Paragraph Font"/>
     <w:uiPriority w:val="1"/>
+    <w:semiHidden/>
     <w:unhideWhenUsed/>
   </w:style>
   <w:style w:type="table" w:default="1" w:styleId="Tablanormal">
@@ -5431,6 +6128,17 @@
       <w:sz w:val="20"/>
       <w:szCs w:val="20"/>
     </w:rPr>
+  </w:style>
+  <w:style w:type="paragraph" w:styleId="Prrafodelista">
+    <w:name w:val="List Paragraph"/>
+    <w:basedOn w:val="Normal"/>
+    <w:uiPriority w:val="34"/>
+    <w:qFormat/>
+    <w:rsid w:val="00B4368B"/>
+    <w:pPr>
+      <w:ind w:left="720"/>
+      <w:contextualSpacing/>
+    </w:pPr>
   </w:style>
 </w:styles>
 </file>
@@ -5731,18 +6439,18 @@
 </file>
 
 <file path=customXml/item1.xml><?xml version="1.0" encoding="utf-8"?>
-<p:properties xmlns:p="http://schemas.microsoft.com/office/2006/metadata/properties" xmlns:xsi="http://www.w3.org/2001/XMLSchema-instance" xmlns:pc="http://schemas.microsoft.com/office/infopath/2007/PartnerControls">
-  <documentManagement/>
-</p:properties>
-</file>
-
-<file path=customXml/item2.xml><?xml version="1.0" encoding="utf-8"?>
 <?mso-contentType ?>
 <FormTemplates xmlns="http://schemas.microsoft.com/sharepoint/v3/contenttype/forms">
   <Display>DocumentLibraryForm</Display>
   <Edit>DocumentLibraryForm</Edit>
   <New>DocumentLibraryForm</New>
 </FormTemplates>
+</file>
+
+<file path=customXml/item2.xml><?xml version="1.0" encoding="utf-8"?>
+<p:properties xmlns:p="http://schemas.microsoft.com/office/2006/metadata/properties" xmlns:xsi="http://www.w3.org/2001/XMLSchema-instance" xmlns:pc="http://schemas.microsoft.com/office/infopath/2007/PartnerControls">
+  <documentManagement/>
+</p:properties>
 </file>
 
 <file path=customXml/item3.xml><?xml version="1.0" encoding="utf-8"?>
@@ -5878,18 +6586,18 @@
 </file>
 
 <file path=customXml/itemProps1.xml><?xml version="1.0" encoding="utf-8"?>
-<ds:datastoreItem xmlns:ds="http://schemas.openxmlformats.org/officeDocument/2006/customXml" ds:itemID="{46CA5683-AF87-4E40-B841-2E23A3B52406}">
+<ds:datastoreItem xmlns:ds="http://schemas.openxmlformats.org/officeDocument/2006/customXml" ds:itemID="{D51C61E4-DB75-4684-AD25-71F546404E96}">
   <ds:schemaRefs>
-    <ds:schemaRef ds:uri="http://schemas.microsoft.com/office/2006/metadata/properties"/>
-    <ds:schemaRef ds:uri="http://schemas.microsoft.com/office/infopath/2007/PartnerControls"/>
+    <ds:schemaRef ds:uri="http://schemas.microsoft.com/sharepoint/v3/contenttype/forms"/>
   </ds:schemaRefs>
 </ds:datastoreItem>
 </file>
 
 <file path=customXml/itemProps2.xml><?xml version="1.0" encoding="utf-8"?>
-<ds:datastoreItem xmlns:ds="http://schemas.openxmlformats.org/officeDocument/2006/customXml" ds:itemID="{D51C61E4-DB75-4684-AD25-71F546404E96}">
+<ds:datastoreItem xmlns:ds="http://schemas.openxmlformats.org/officeDocument/2006/customXml" ds:itemID="{46CA5683-AF87-4E40-B841-2E23A3B52406}">
   <ds:schemaRefs>
-    <ds:schemaRef ds:uri="http://schemas.microsoft.com/sharepoint/v3/contenttype/forms"/>
+    <ds:schemaRef ds:uri="http://schemas.microsoft.com/office/2006/metadata/properties"/>
+    <ds:schemaRef ds:uri="http://schemas.microsoft.com/office/infopath/2007/PartnerControls"/>
   </ds:schemaRefs>
 </ds:datastoreItem>
 </file>
